--- a/5 machine learning/detectando casos de covid/artigos e referencias/Artigo cientifico - detectando casos de covid através de tomografias.dotx.docx
+++ b/5 machine learning/detectando casos de covid/artigos e referencias/Artigo cientifico - detectando casos de covid através de tomografias.dotx.docx
@@ -20,7 +20,7 @@
           <w:bCs/>
           <w:lang w:val="pt-BR"/>
         </w:rPr>
-        <w:t>Detecção de COVID-19 em Imagens de Tomografia Computadorizada utilizando uma Rede Neural Convolucional</w:t>
+        <w:t>Detecção de COVID-19 em Imagens de Tomografia Computadorizada utilizando Rede Neural Convolucional</w:t>
       </w:r>
     </w:p>
     <w:p>
@@ -51,7 +51,23 @@
           <w:b/>
           <w:bCs/>
         </w:rPr>
-        <w:t>Covid-19 detection in computed tomography images using a convolutionary neural network</w:t>
+        <w:t xml:space="preserve">Covid-19 detection in computed tomography images using </w:t>
+      </w:r>
+      <w:r>
+        <w:rPr>
+          <w:rFonts w:ascii="Times New Roman" w:hAnsi="Times New Roman" w:cs="Times New Roman"/>
+          <w:b/>
+          <w:bCs/>
+        </w:rPr>
+        <w:t xml:space="preserve">convolutional </w:t>
+      </w:r>
+      <w:r>
+        <w:rPr>
+          <w:rFonts w:ascii="Times New Roman" w:hAnsi="Times New Roman" w:cs="Times New Roman"/>
+          <w:b/>
+          <w:bCs/>
+        </w:rPr>
+        <w:t>neural network</w:t>
       </w:r>
     </w:p>
     <w:p>
@@ -60,11 +76,13 @@
         <w:jc w:val="right"/>
         <w:rPr>
           <w:rFonts w:ascii="Times New Roman" w:hAnsi="Times New Roman" w:cs="Times New Roman"/>
-        </w:rPr>
-      </w:pPr>
-      <w:r>
-        <w:rPr>
-          <w:rFonts w:ascii="Times New Roman" w:hAnsi="Times New Roman" w:cs="Times New Roman"/>
+          <w:lang w:val="pt-BR"/>
+        </w:rPr>
+      </w:pPr>
+      <w:r>
+        <w:rPr>
+          <w:rFonts w:ascii="Times New Roman" w:hAnsi="Times New Roman" w:cs="Times New Roman"/>
+          <w:lang w:val="pt-BR"/>
         </w:rPr>
         <w:t>Geovani Lima Cardoso</w:t>
       </w:r>
@@ -84,6 +102,7 @@
           <w:rFonts w:ascii="Times New Roman" w:hAnsi="Times New Roman" w:cs="Times New Roman"/>
           <w:b/>
           <w:bCs/>
+          <w:lang w:val="pt-BR"/>
         </w:rPr>
       </w:pPr>
       <w:r>
@@ -91,9 +110,184 @@
           <w:rFonts w:ascii="Times New Roman" w:hAnsi="Times New Roman" w:cs="Times New Roman"/>
           <w:b/>
           <w:bCs/>
+          <w:lang w:val="pt-BR"/>
+        </w:rPr>
+        <w:br/>
+      </w:r>
+      <w:r>
+        <w:rPr>
+          <w:rFonts w:ascii="Times New Roman" w:hAnsi="Times New Roman" w:cs="Times New Roman"/>
+          <w:b/>
+          <w:bCs/>
+          <w:lang w:val="pt-BR"/>
         </w:rPr>
         <w:t>RESUMO</w:t>
       </w:r>
+    </w:p>
+    <w:p>
+      <w:pPr>
+        <w:spacing w:line="360" w:lineRule="auto"/>
+        <w:jc w:val="both"/>
+        <w:rPr>
+          <w:rFonts w:ascii="Times New Roman" w:hAnsi="Times New Roman" w:cs="Times New Roman"/>
+          <w:lang w:val="pt-BR"/>
+        </w:rPr>
+      </w:pPr>
+      <w:r>
+        <w:rPr>
+          <w:rFonts w:ascii="Times New Roman" w:hAnsi="Times New Roman" w:cs="Times New Roman"/>
+          <w:lang w:val="pt-BR"/>
+        </w:rPr>
+        <w:t xml:space="preserve">Este trabalho apresenta um modelo de rede neural convolucional (CNN) para detecção de casos de COVID-19 a partir de imagens de tomografia computadorizada. Utilizando um conjunto de dados público disponível no </w:t>
+      </w:r>
+      <w:proofErr w:type="spellStart"/>
+      <w:r>
+        <w:rPr>
+          <w:rFonts w:ascii="Times New Roman" w:hAnsi="Times New Roman" w:cs="Times New Roman"/>
+          <w:lang w:val="pt-BR"/>
+        </w:rPr>
+        <w:t>Kaggle</w:t>
+      </w:r>
+      <w:proofErr w:type="spellEnd"/>
+      <w:r>
+        <w:rPr>
+          <w:rFonts w:ascii="Times New Roman" w:hAnsi="Times New Roman" w:cs="Times New Roman"/>
+          <w:lang w:val="pt-BR"/>
+        </w:rPr>
+        <w:t xml:space="preserve">, coletado de pacientes reais em hospitais no estado de São Paulo, totalizando 2481 imagens (1252 com COVID-19 e 1229 sem), as imagens foram </w:t>
+      </w:r>
+      <w:proofErr w:type="spellStart"/>
+      <w:r>
+        <w:rPr>
+          <w:rFonts w:ascii="Times New Roman" w:hAnsi="Times New Roman" w:cs="Times New Roman"/>
+          <w:lang w:val="pt-BR"/>
+        </w:rPr>
+        <w:t>pré</w:t>
+      </w:r>
+      <w:proofErr w:type="spellEnd"/>
+      <w:r>
+        <w:rPr>
+          <w:rFonts w:ascii="Times New Roman" w:hAnsi="Times New Roman" w:cs="Times New Roman"/>
+          <w:lang w:val="pt-BR"/>
+        </w:rPr>
+        <w:t>-processadas e normalizadas. O objetivo deste conjunto de dados é incentivar a pesquisa e o desenvolvimento de métodos de inteligência artificial capazes de identificar se uma pessoa está infectada pelo SARS-CoV-2 por meio da análise de suas tomografias computadorizadas. O modelo foi treinado com validação cruzada (K-</w:t>
+      </w:r>
+      <w:proofErr w:type="spellStart"/>
+      <w:r>
+        <w:rPr>
+          <w:rFonts w:ascii="Times New Roman" w:hAnsi="Times New Roman" w:cs="Times New Roman"/>
+          <w:lang w:val="pt-BR"/>
+        </w:rPr>
+        <w:t>Fold</w:t>
+      </w:r>
+      <w:proofErr w:type="spellEnd"/>
+      <w:r>
+        <w:rPr>
+          <w:rFonts w:ascii="Times New Roman" w:hAnsi="Times New Roman" w:cs="Times New Roman"/>
+          <w:lang w:val="pt-BR"/>
+        </w:rPr>
+        <w:t xml:space="preserve">) e obteve uma acurácia média de 89,16%. Os resultados, com essa alta acurácia, demonstram a viabilidade do uso de técnicas de </w:t>
+      </w:r>
+      <w:proofErr w:type="spellStart"/>
+      <w:r>
+        <w:rPr>
+          <w:rFonts w:ascii="Times New Roman" w:hAnsi="Times New Roman" w:cs="Times New Roman"/>
+          <w:lang w:val="pt-BR"/>
+        </w:rPr>
+        <w:t>Deep</w:t>
+      </w:r>
+      <w:proofErr w:type="spellEnd"/>
+      <w:r>
+        <w:rPr>
+          <w:rFonts w:ascii="Times New Roman" w:hAnsi="Times New Roman" w:cs="Times New Roman"/>
+          <w:lang w:val="pt-BR"/>
+        </w:rPr>
+        <w:t xml:space="preserve"> Learning, especificamente </w:t>
+      </w:r>
+      <w:proofErr w:type="spellStart"/>
+      <w:r>
+        <w:rPr>
+          <w:rFonts w:ascii="Times New Roman" w:hAnsi="Times New Roman" w:cs="Times New Roman"/>
+          <w:lang w:val="pt-BR"/>
+        </w:rPr>
+        <w:t>CNNs</w:t>
+      </w:r>
+      <w:proofErr w:type="spellEnd"/>
+      <w:r>
+        <w:rPr>
+          <w:rFonts w:ascii="Times New Roman" w:hAnsi="Times New Roman" w:cs="Times New Roman"/>
+          <w:lang w:val="pt-BR"/>
+        </w:rPr>
+        <w:t>, para auxiliar no diagnóstico da doença.</w:t>
+      </w:r>
+    </w:p>
+    <w:p>
+      <w:pPr>
+        <w:spacing w:line="360" w:lineRule="auto"/>
+        <w:jc w:val="both"/>
+        <w:rPr>
+          <w:rFonts w:ascii="Times New Roman" w:hAnsi="Times New Roman" w:cs="Times New Roman"/>
+          <w:lang w:val="pt-BR"/>
+        </w:rPr>
+      </w:pPr>
+      <w:r>
+        <w:rPr>
+          <w:rFonts w:ascii="Times New Roman" w:hAnsi="Times New Roman" w:cs="Times New Roman"/>
+          <w:b/>
+          <w:bCs/>
+          <w:lang w:val="pt-BR"/>
+        </w:rPr>
+        <w:t>Palavras-chave:</w:t>
+      </w:r>
+      <w:r>
+        <w:rPr>
+          <w:rFonts w:ascii="Times New Roman" w:hAnsi="Times New Roman" w:cs="Times New Roman"/>
+          <w:lang w:val="pt-BR"/>
+        </w:rPr>
+        <w:t xml:space="preserve"> COVID-19, tomografia computadorizada, </w:t>
+      </w:r>
+      <w:proofErr w:type="spellStart"/>
+      <w:r>
+        <w:rPr>
+          <w:rFonts w:ascii="Times New Roman" w:hAnsi="Times New Roman" w:cs="Times New Roman"/>
+          <w:lang w:val="pt-BR"/>
+        </w:rPr>
+        <w:t>deep</w:t>
+      </w:r>
+      <w:proofErr w:type="spellEnd"/>
+      <w:r>
+        <w:rPr>
+          <w:rFonts w:ascii="Times New Roman" w:hAnsi="Times New Roman" w:cs="Times New Roman"/>
+          <w:lang w:val="pt-BR"/>
+        </w:rPr>
+        <w:t xml:space="preserve"> learning, CNN, validação cruzada, </w:t>
+      </w:r>
+      <w:proofErr w:type="spellStart"/>
+      <w:r>
+        <w:rPr>
+          <w:rFonts w:ascii="Times New Roman" w:hAnsi="Times New Roman" w:cs="Times New Roman"/>
+          <w:lang w:val="pt-BR"/>
+        </w:rPr>
+        <w:t>Kaggle</w:t>
+      </w:r>
+      <w:proofErr w:type="spellEnd"/>
+      <w:r>
+        <w:rPr>
+          <w:rFonts w:ascii="Times New Roman" w:hAnsi="Times New Roman" w:cs="Times New Roman"/>
+          <w:lang w:val="pt-BR"/>
+        </w:rPr>
+        <w:t>, São Paulo.</w:t>
+      </w:r>
+    </w:p>
+    <w:p>
+      <w:pPr>
+        <w:spacing w:line="240" w:lineRule="auto"/>
+        <w:jc w:val="both"/>
+        <w:rPr>
+          <w:rFonts w:ascii="Times New Roman" w:hAnsi="Times New Roman" w:cs="Times New Roman"/>
+          <w:lang w:val="pt-BR"/>
+        </w:rPr>
+      </w:pPr>
     </w:p>
     <w:p>
       <w:pPr>
@@ -105,6 +299,2277 @@
           <w:bCs/>
         </w:rPr>
       </w:pPr>
+      <w:r>
+        <w:rPr>
+          <w:rFonts w:ascii="Times New Roman" w:hAnsi="Times New Roman" w:cs="Times New Roman"/>
+          <w:b/>
+          <w:bCs/>
+        </w:rPr>
+        <w:t>ABSTRACT</w:t>
+      </w:r>
+    </w:p>
+    <w:p>
+      <w:pPr>
+        <w:spacing w:line="360" w:lineRule="auto"/>
+        <w:jc w:val="both"/>
+        <w:rPr>
+          <w:rFonts w:ascii="Times New Roman" w:hAnsi="Times New Roman" w:cs="Times New Roman"/>
+        </w:rPr>
+      </w:pPr>
+      <w:r>
+        <w:rPr>
+          <w:rFonts w:ascii="Times New Roman" w:hAnsi="Times New Roman" w:cs="Times New Roman"/>
+        </w:rPr>
+        <w:t xml:space="preserve">This work presents a convolutional neural network (CNN) model for detecting COVID-19 cases from computed tomography images. Using a public dataset available on Kaggle, collected from real patients in hospitals in the state of São Paulo, totaling 2481 images (1252 with COVID-19 and 1229 without), the images were preprocessed and normalized. The objective of this dataset is to encourage research and the development of artificial intelligence methods capable of identifying whether a person is infected with SARS-CoV-2 through the analysis of their computed tomography scans. The model was trained using K-Fold cross-validation and achieved an average accuracy of 89.16%. The results, with </w:t>
+      </w:r>
+      <w:r>
+        <w:rPr>
+          <w:rFonts w:ascii="Times New Roman" w:hAnsi="Times New Roman" w:cs="Times New Roman"/>
+        </w:rPr>
+        <w:lastRenderedPageBreak/>
+        <w:t>this high accuracy, demonstrate the feasibility of using Deep Learning techniques, specifically CNNs, to assist in disease diagnosis.</w:t>
+      </w:r>
+    </w:p>
+    <w:p>
+      <w:pPr>
+        <w:spacing w:line="360" w:lineRule="auto"/>
+        <w:jc w:val="both"/>
+        <w:rPr>
+          <w:rFonts w:ascii="Times New Roman" w:hAnsi="Times New Roman" w:cs="Times New Roman"/>
+        </w:rPr>
+      </w:pPr>
+      <w:r>
+        <w:rPr>
+          <w:rFonts w:ascii="Times New Roman" w:hAnsi="Times New Roman" w:cs="Times New Roman"/>
+          <w:b/>
+          <w:bCs/>
+        </w:rPr>
+        <w:t>Keywords:</w:t>
+      </w:r>
+      <w:r>
+        <w:rPr>
+          <w:rFonts w:ascii="Times New Roman" w:hAnsi="Times New Roman" w:cs="Times New Roman"/>
+        </w:rPr>
+        <w:t xml:space="preserve"> COVID-19, computed tomography, deep learning, CNN, cross-validation, Kaggle, São Paulo.</w:t>
+      </w:r>
+    </w:p>
+    <w:p>
+      <w:pPr>
+        <w:pStyle w:val="Ttulo1"/>
+        <w:spacing w:line="240" w:lineRule="auto"/>
+        <w:jc w:val="both"/>
+        <w:rPr>
+          <w:rFonts w:ascii="Times New Roman" w:hAnsi="Times New Roman" w:cs="Times New Roman"/>
+          <w:b/>
+          <w:bCs/>
+          <w:color w:val="000000" w:themeColor="text1"/>
+          <w:sz w:val="24"/>
+          <w:szCs w:val="24"/>
+          <w:lang w:val="pt-BR"/>
+        </w:rPr>
+      </w:pPr>
+      <w:r>
+        <w:rPr>
+          <w:rFonts w:ascii="Times New Roman" w:hAnsi="Times New Roman" w:cs="Times New Roman"/>
+          <w:b/>
+          <w:bCs/>
+          <w:color w:val="000000" w:themeColor="text1"/>
+          <w:sz w:val="24"/>
+          <w:szCs w:val="24"/>
+          <w:lang w:val="pt-BR"/>
+        </w:rPr>
+        <w:t>1 INTRODUÇÃO</w:t>
+      </w:r>
+    </w:p>
+    <w:p>
+      <w:pPr>
+        <w:rPr>
+          <w:rFonts w:ascii="Times New Roman" w:hAnsi="Times New Roman" w:cs="Times New Roman"/>
+          <w:lang w:val="pt-BR"/>
+        </w:rPr>
+      </w:pPr>
+    </w:p>
+    <w:p>
+      <w:pPr>
+        <w:spacing w:line="360" w:lineRule="auto"/>
+        <w:ind w:firstLine="720"/>
+        <w:jc w:val="both"/>
+        <w:rPr>
+          <w:rFonts w:ascii="Times New Roman" w:hAnsi="Times New Roman" w:cs="Times New Roman"/>
+          <w:lang w:val="pt-BR"/>
+        </w:rPr>
+      </w:pPr>
+      <w:r>
+        <w:rPr>
+          <w:rFonts w:ascii="Times New Roman" w:hAnsi="Times New Roman" w:cs="Times New Roman"/>
+          <w:lang w:val="pt-BR"/>
+        </w:rPr>
+        <w:t>A pandemia de COVID-19 trouxe desafios significativos para o diagnóstico rápido e preciso da doença. Métodos baseados em inteligência artificial têm se mostrado promissores no auxílio ao diagnóstico por imagem. A tomografia computadorizada (TC) do tórax emergiu como uma ferramenta valiosa na detecção e avaliação da COVID-19, sendo capaz de identificar padrões característicos da doença nos pulmões, como opacidades em vidro fosco. Diante da necessidade de processamento eficiente e preciso dessas imagens, métodos baseados em inteligência artificial, particularmente as Redes Neurais Convolucionais (</w:t>
+      </w:r>
+      <w:proofErr w:type="spellStart"/>
+      <w:r>
+        <w:rPr>
+          <w:rFonts w:ascii="Times New Roman" w:hAnsi="Times New Roman" w:cs="Times New Roman"/>
+          <w:lang w:val="pt-BR"/>
+        </w:rPr>
+        <w:t>CNNs</w:t>
+      </w:r>
+      <w:proofErr w:type="spellEnd"/>
+      <w:r>
+        <w:rPr>
+          <w:rFonts w:ascii="Times New Roman" w:hAnsi="Times New Roman" w:cs="Times New Roman"/>
+          <w:lang w:val="pt-BR"/>
+        </w:rPr>
+        <w:t xml:space="preserve">), têm demonstrado grande potencial. As </w:t>
+      </w:r>
+      <w:proofErr w:type="spellStart"/>
+      <w:r>
+        <w:rPr>
+          <w:rFonts w:ascii="Times New Roman" w:hAnsi="Times New Roman" w:cs="Times New Roman"/>
+          <w:lang w:val="pt-BR"/>
+        </w:rPr>
+        <w:t>CNNs</w:t>
+      </w:r>
+      <w:proofErr w:type="spellEnd"/>
+      <w:r>
+        <w:rPr>
+          <w:rFonts w:ascii="Times New Roman" w:hAnsi="Times New Roman" w:cs="Times New Roman"/>
+          <w:lang w:val="pt-BR"/>
+        </w:rPr>
+        <w:t xml:space="preserve"> são modelos de aprendizado profundo especialmente eficazes no reconhecimento de padrões complexos em dados visuais, tornando-as adequadas para a análise de imagens médicas como as tomografias. Para o desenvolvimento e avaliação do modelo proposto neste trabalho, foi utilizado um conjunto de dados público disponível na plataforma </w:t>
+      </w:r>
+      <w:proofErr w:type="spellStart"/>
+      <w:r>
+        <w:rPr>
+          <w:rFonts w:ascii="Times New Roman" w:hAnsi="Times New Roman" w:cs="Times New Roman"/>
+          <w:lang w:val="pt-BR"/>
+        </w:rPr>
+        <w:t>Kaggle</w:t>
+      </w:r>
+      <w:proofErr w:type="spellEnd"/>
+      <w:r>
+        <w:rPr>
+          <w:rFonts w:ascii="Times New Roman" w:hAnsi="Times New Roman" w:cs="Times New Roman"/>
+          <w:lang w:val="pt-BR"/>
+        </w:rPr>
+        <w:t xml:space="preserve"> (COVID-19 </w:t>
+      </w:r>
+      <w:proofErr w:type="spellStart"/>
+      <w:r>
+        <w:rPr>
+          <w:rFonts w:ascii="Times New Roman" w:hAnsi="Times New Roman" w:cs="Times New Roman"/>
+          <w:lang w:val="pt-BR"/>
+        </w:rPr>
+        <w:t>Image</w:t>
+      </w:r>
+      <w:proofErr w:type="spellEnd"/>
+      <w:r>
+        <w:rPr>
+          <w:rFonts w:ascii="Times New Roman" w:hAnsi="Times New Roman" w:cs="Times New Roman"/>
+          <w:lang w:val="pt-BR"/>
+        </w:rPr>
+        <w:t xml:space="preserve"> Data </w:t>
+      </w:r>
+      <w:proofErr w:type="spellStart"/>
+      <w:r>
+        <w:rPr>
+          <w:rFonts w:ascii="Times New Roman" w:hAnsi="Times New Roman" w:cs="Times New Roman"/>
+          <w:lang w:val="pt-BR"/>
+        </w:rPr>
+        <w:t>Collection</w:t>
+      </w:r>
+      <w:proofErr w:type="spellEnd"/>
+      <w:r>
+        <w:rPr>
+          <w:rFonts w:ascii="Times New Roman" w:hAnsi="Times New Roman" w:cs="Times New Roman"/>
+          <w:lang w:val="pt-BR"/>
+        </w:rPr>
+        <w:t>, 2020), composto por um total de 2481 imagens de tomografia computadorizada do tórax (1252 classificadas como pertencentes a pacientes com COVID-19 e 1229 como pertencentes a pacientes sem a doença). As imagens foram coletadas de pacientes reais em hospitais localizados no estado de São Paulo, Brasil. O objetivo principal deste conjunto de dados é incentivar a comunidade de pesquisa e desenvolvimento a explorar métodos de inteligência artificial para auxiliar na identificação da infecção por SARS-CoV-2 através da análise de imagens de tomografia. O restante deste artigo está organizado da seguinte forma: a seção de Materiais e Métodos detalha o conjunto de dados utilizado e a arquitetura da rede neural convolucional proposta, juntamente com o processo de treinamento e avaliação. Em seguida, a seção de Resultados apresenta os resultados obtidos através da validação cruzada. A seção de Discussão interpreta esses resultados e os contextualiza no cenário da pesquisa existente. Finalmente, a Conclusão resume as principais contribuições deste trabalho e aponta direções para futuras investigações</w:t>
+      </w:r>
+      <w:r>
+        <w:rPr>
+          <w:rFonts w:ascii="Times New Roman" w:hAnsi="Times New Roman" w:cs="Times New Roman"/>
+          <w:lang w:val="pt-BR"/>
+        </w:rPr>
+        <w:t>.</w:t>
+      </w:r>
+    </w:p>
+    <w:p>
+      <w:pPr>
+        <w:spacing w:line="360" w:lineRule="auto"/>
+        <w:jc w:val="both"/>
+        <w:rPr>
+          <w:rFonts w:ascii="Times New Roman" w:hAnsi="Times New Roman" w:cs="Times New Roman"/>
+          <w:lang w:val="pt-BR"/>
+        </w:rPr>
+      </w:pPr>
+      <w:r>
+        <w:rPr>
+          <w:rFonts w:ascii="Times New Roman" w:hAnsi="Times New Roman" w:cs="Times New Roman"/>
+          <w:b/>
+          <w:bCs/>
+          <w:lang w:val="pt-BR"/>
+        </w:rPr>
+        <w:lastRenderedPageBreak/>
+        <w:t>2. MATERIAIS E METODOS</w:t>
+      </w:r>
+    </w:p>
+    <w:p>
+      <w:pPr>
+        <w:spacing w:line="360" w:lineRule="auto"/>
+        <w:jc w:val="both"/>
+        <w:rPr>
+          <w:rFonts w:ascii="Times New Roman" w:hAnsi="Times New Roman" w:cs="Times New Roman"/>
+          <w:lang w:val="pt-BR"/>
+        </w:rPr>
+      </w:pPr>
+      <w:r>
+        <w:rPr>
+          <w:rFonts w:ascii="Times New Roman" w:hAnsi="Times New Roman" w:cs="Times New Roman"/>
+          <w:lang w:val="pt-BR"/>
+        </w:rPr>
+        <w:t>2.1</w:t>
+      </w:r>
+      <w:r>
+        <w:rPr>
+          <w:rFonts w:ascii="Times New Roman" w:hAnsi="Times New Roman" w:cs="Times New Roman"/>
+          <w:b/>
+          <w:bCs/>
+          <w:lang w:val="pt-BR"/>
+        </w:rPr>
+        <w:t xml:space="preserve"> </w:t>
+      </w:r>
+      <w:r>
+        <w:rPr>
+          <w:rFonts w:ascii="Times New Roman" w:hAnsi="Times New Roman" w:cs="Times New Roman"/>
+          <w:lang w:val="pt-BR"/>
+        </w:rPr>
+        <w:t>CONJUNTO DE DADOS</w:t>
+      </w:r>
+    </w:p>
+    <w:p>
+      <w:pPr>
+        <w:spacing w:line="360" w:lineRule="auto"/>
+        <w:ind w:firstLine="720"/>
+        <w:jc w:val="both"/>
+        <w:rPr>
+          <w:rFonts w:ascii="Times New Roman" w:hAnsi="Times New Roman" w:cs="Times New Roman"/>
+          <w:lang w:val="pt-BR"/>
+        </w:rPr>
+      </w:pPr>
+      <w:r>
+        <w:rPr>
+          <w:rFonts w:ascii="Times New Roman" w:hAnsi="Times New Roman" w:cs="Times New Roman"/>
+          <w:lang w:val="pt-BR"/>
+        </w:rPr>
+        <w:t xml:space="preserve">Para o desenvolvimento e avaliação do modelo de detecção de COVID-19, utilizou-se o conjunto de dados público denominado "COVID-19 </w:t>
+      </w:r>
+      <w:proofErr w:type="spellStart"/>
+      <w:r>
+        <w:rPr>
+          <w:rFonts w:ascii="Times New Roman" w:hAnsi="Times New Roman" w:cs="Times New Roman"/>
+          <w:lang w:val="pt-BR"/>
+        </w:rPr>
+        <w:t>Image</w:t>
+      </w:r>
+      <w:proofErr w:type="spellEnd"/>
+      <w:r>
+        <w:rPr>
+          <w:rFonts w:ascii="Times New Roman" w:hAnsi="Times New Roman" w:cs="Times New Roman"/>
+          <w:lang w:val="pt-BR"/>
+        </w:rPr>
+        <w:t xml:space="preserve"> Data </w:t>
+      </w:r>
+      <w:proofErr w:type="spellStart"/>
+      <w:r>
+        <w:rPr>
+          <w:rFonts w:ascii="Times New Roman" w:hAnsi="Times New Roman" w:cs="Times New Roman"/>
+          <w:lang w:val="pt-BR"/>
+        </w:rPr>
+        <w:t>Collection</w:t>
+      </w:r>
+      <w:proofErr w:type="spellEnd"/>
+      <w:r>
+        <w:rPr>
+          <w:rFonts w:ascii="Times New Roman" w:hAnsi="Times New Roman" w:cs="Times New Roman"/>
+          <w:lang w:val="pt-BR"/>
+        </w:rPr>
+        <w:t xml:space="preserve">", disponível na plataforma </w:t>
+      </w:r>
+      <w:proofErr w:type="spellStart"/>
+      <w:r>
+        <w:rPr>
+          <w:rFonts w:ascii="Times New Roman" w:hAnsi="Times New Roman" w:cs="Times New Roman"/>
+          <w:lang w:val="pt-BR"/>
+        </w:rPr>
+        <w:t>Kaggle</w:t>
+      </w:r>
+      <w:proofErr w:type="spellEnd"/>
+      <w:r>
+        <w:rPr>
+          <w:rFonts w:ascii="Times New Roman" w:hAnsi="Times New Roman" w:cs="Times New Roman"/>
+          <w:lang w:val="pt-BR"/>
+        </w:rPr>
+        <w:t xml:space="preserve"> (COVID-19 </w:t>
+      </w:r>
+      <w:proofErr w:type="spellStart"/>
+      <w:r>
+        <w:rPr>
+          <w:rFonts w:ascii="Times New Roman" w:hAnsi="Times New Roman" w:cs="Times New Roman"/>
+          <w:lang w:val="pt-BR"/>
+        </w:rPr>
+        <w:t>Image</w:t>
+      </w:r>
+      <w:proofErr w:type="spellEnd"/>
+      <w:r>
+        <w:rPr>
+          <w:rFonts w:ascii="Times New Roman" w:hAnsi="Times New Roman" w:cs="Times New Roman"/>
+          <w:lang w:val="pt-BR"/>
+        </w:rPr>
+        <w:t xml:space="preserve"> Data </w:t>
+      </w:r>
+      <w:proofErr w:type="spellStart"/>
+      <w:r>
+        <w:rPr>
+          <w:rFonts w:ascii="Times New Roman" w:hAnsi="Times New Roman" w:cs="Times New Roman"/>
+          <w:lang w:val="pt-BR"/>
+        </w:rPr>
+        <w:t>Collection</w:t>
+      </w:r>
+      <w:proofErr w:type="spellEnd"/>
+      <w:r>
+        <w:rPr>
+          <w:rFonts w:ascii="Times New Roman" w:hAnsi="Times New Roman" w:cs="Times New Roman"/>
+          <w:lang w:val="pt-BR"/>
+        </w:rPr>
+        <w:t xml:space="preserve">, 2020). Este </w:t>
+      </w:r>
+      <w:proofErr w:type="spellStart"/>
+      <w:r>
+        <w:rPr>
+          <w:rFonts w:ascii="Times New Roman" w:hAnsi="Times New Roman" w:cs="Times New Roman"/>
+          <w:lang w:val="pt-BR"/>
+        </w:rPr>
+        <w:t>dataset</w:t>
+      </w:r>
+      <w:proofErr w:type="spellEnd"/>
+      <w:r>
+        <w:rPr>
+          <w:rFonts w:ascii="Times New Roman" w:hAnsi="Times New Roman" w:cs="Times New Roman"/>
+          <w:lang w:val="pt-BR"/>
+        </w:rPr>
+        <w:t xml:space="preserve"> foi composto por um total de 2481 imagens de tomografia computadorizada do tórax, sendo 1252 imagens classificadas como pertencentes a pacientes diagnosticados com COVID-19 e 1229 imagens classificadas como pertencentes a pacientes sem a doença. As imagens foram coletadas de pacientes reais em hospitais localizados no estado de São Paulo, Brasil. O objetivo principal deste conjunto de dados é estimular a pesquisa e o desenvolvimento de métodos de inteligência artificial capazes de auxiliar na identificação da infecção por SARS-CoV-2 através da análise de imagens de tomografia computadorizada.</w:t>
+      </w:r>
+      <w:r>
+        <w:rPr>
+          <w:rFonts w:ascii="Times New Roman" w:hAnsi="Times New Roman" w:cs="Times New Roman"/>
+          <w:lang w:val="pt-BR"/>
+        </w:rPr>
+        <w:br/>
+      </w:r>
+    </w:p>
+    <w:p>
+      <w:pPr>
+        <w:spacing w:line="360" w:lineRule="auto"/>
+        <w:jc w:val="both"/>
+        <w:rPr>
+          <w:rFonts w:ascii="Times New Roman" w:hAnsi="Times New Roman" w:cs="Times New Roman"/>
+          <w:lang w:val="pt-BR"/>
+        </w:rPr>
+      </w:pPr>
+      <w:r>
+        <w:rPr>
+          <w:rFonts w:ascii="Times New Roman" w:hAnsi="Times New Roman" w:cs="Times New Roman"/>
+          <w:lang w:val="pt-BR"/>
+        </w:rPr>
+        <w:t>2.2 PRÉ-PROCESSAMENTO DAS IMAGENS</w:t>
+      </w:r>
+    </w:p>
+    <w:p>
+      <w:pPr>
+        <w:spacing w:line="360" w:lineRule="auto"/>
+        <w:ind w:firstLine="720"/>
+        <w:jc w:val="both"/>
+        <w:rPr>
+          <w:rFonts w:ascii="Times New Roman" w:hAnsi="Times New Roman" w:cs="Times New Roman"/>
+          <w:lang w:val="pt-BR"/>
+        </w:rPr>
+      </w:pPr>
+      <w:r>
+        <w:rPr>
+          <w:rFonts w:ascii="Times New Roman" w:hAnsi="Times New Roman" w:cs="Times New Roman"/>
+          <w:lang w:val="pt-BR"/>
+        </w:rPr>
+        <w:t>Inicialmente, todas as imagens do conjunto de dados foram redimensionadas para um tamanho padrão de 150 pixels de altura e 150 pixels de largura, garantindo uma dimensionalidade consistente para a entrada do modelo. Em seguida, as imagens foram convertidas para o formato de cores RGB, assegurando que cada imagem possuísse três canais de informação de cor. Por fim, os valores dos pixels de cada imagem foram normalizados para o intervalo de 0 a 1, através da divisão dos valores originais por 255. Este processo de normalização é fundamental para otimizar o treinamento da rede neural.</w:t>
+      </w:r>
+      <w:r>
+        <w:rPr>
+          <w:rFonts w:ascii="Times New Roman" w:hAnsi="Times New Roman" w:cs="Times New Roman"/>
+          <w:lang w:val="pt-BR"/>
+        </w:rPr>
+        <w:br/>
+      </w:r>
+    </w:p>
+    <w:p>
+      <w:pPr>
+        <w:spacing w:line="360" w:lineRule="auto"/>
+        <w:jc w:val="both"/>
+        <w:rPr>
+          <w:rFonts w:ascii="Times New Roman" w:hAnsi="Times New Roman" w:cs="Times New Roman"/>
+          <w:lang w:val="pt-BR"/>
+        </w:rPr>
+      </w:pPr>
+      <w:r>
+        <w:rPr>
+          <w:rFonts w:ascii="Times New Roman" w:hAnsi="Times New Roman" w:cs="Times New Roman"/>
+          <w:lang w:val="pt-BR"/>
+        </w:rPr>
+        <w:t>2.3 ARQUITETURA DO MODELO</w:t>
+      </w:r>
+    </w:p>
+    <w:p>
+      <w:pPr>
+        <w:spacing w:line="360" w:lineRule="auto"/>
+        <w:ind w:firstLine="360"/>
+        <w:jc w:val="both"/>
+        <w:rPr>
+          <w:rFonts w:ascii="Times New Roman" w:hAnsi="Times New Roman" w:cs="Times New Roman"/>
+          <w:lang w:val="pt-BR"/>
+        </w:rPr>
+      </w:pPr>
+      <w:r>
+        <w:rPr>
+          <w:rFonts w:ascii="Times New Roman" w:hAnsi="Times New Roman" w:cs="Times New Roman"/>
+          <w:lang w:val="pt-BR"/>
+        </w:rPr>
+        <w:t xml:space="preserve">O modelo de aprendizado profundo utilizado neste trabalho consiste em uma Rede Neural Convolucional (CNN) sequencial, construída com a API </w:t>
+      </w:r>
+      <w:proofErr w:type="spellStart"/>
+      <w:r>
+        <w:rPr>
+          <w:rFonts w:ascii="Times New Roman" w:hAnsi="Times New Roman" w:cs="Times New Roman"/>
+          <w:lang w:val="pt-BR"/>
+        </w:rPr>
+        <w:t>Keras</w:t>
+      </w:r>
+      <w:proofErr w:type="spellEnd"/>
+      <w:r>
+        <w:rPr>
+          <w:rFonts w:ascii="Times New Roman" w:hAnsi="Times New Roman" w:cs="Times New Roman"/>
+          <w:lang w:val="pt-BR"/>
+        </w:rPr>
+        <w:t xml:space="preserve"> do </w:t>
+      </w:r>
+      <w:proofErr w:type="spellStart"/>
+      <w:r>
+        <w:rPr>
+          <w:rFonts w:ascii="Times New Roman" w:hAnsi="Times New Roman" w:cs="Times New Roman"/>
+          <w:lang w:val="pt-BR"/>
+        </w:rPr>
+        <w:t>TensorFlow</w:t>
+      </w:r>
+      <w:proofErr w:type="spellEnd"/>
+      <w:r>
+        <w:rPr>
+          <w:rFonts w:ascii="Times New Roman" w:hAnsi="Times New Roman" w:cs="Times New Roman"/>
+          <w:lang w:val="pt-BR"/>
+        </w:rPr>
+        <w:t>. A arquitetura do modelo é composta pelas seguintes camadas:</w:t>
+      </w:r>
+    </w:p>
+    <w:p>
+      <w:pPr>
+        <w:numPr>
+          <w:ilvl w:val="0"/>
+          <w:numId w:val="2"/>
+        </w:numPr>
+        <w:spacing w:line="360" w:lineRule="auto"/>
+        <w:jc w:val="both"/>
+        <w:rPr>
+          <w:rFonts w:ascii="Times New Roman" w:hAnsi="Times New Roman" w:cs="Times New Roman"/>
+          <w:lang w:val="pt-BR"/>
+        </w:rPr>
+      </w:pPr>
+      <w:r>
+        <w:rPr>
+          <w:rFonts w:ascii="Times New Roman" w:hAnsi="Times New Roman" w:cs="Times New Roman"/>
+          <w:lang w:val="pt-BR"/>
+        </w:rPr>
+        <w:t xml:space="preserve">Uma camada convolucional (Conv2D) com 32 filtros, um tamanho de kernel de 3x3 pixels, função de ativação </w:t>
+      </w:r>
+      <w:proofErr w:type="spellStart"/>
+      <w:r>
+        <w:rPr>
+          <w:rFonts w:ascii="Times New Roman" w:hAnsi="Times New Roman" w:cs="Times New Roman"/>
+          <w:lang w:val="pt-BR"/>
+        </w:rPr>
+        <w:t>ReLU</w:t>
+      </w:r>
+      <w:proofErr w:type="spellEnd"/>
+      <w:r>
+        <w:rPr>
+          <w:rFonts w:ascii="Times New Roman" w:hAnsi="Times New Roman" w:cs="Times New Roman"/>
+          <w:lang w:val="pt-BR"/>
+        </w:rPr>
+        <w:t xml:space="preserve"> e formato de entrada </w:t>
+      </w:r>
+      <w:proofErr w:type="spellStart"/>
+      <w:r>
+        <w:rPr>
+          <w:rFonts w:ascii="Times New Roman" w:hAnsi="Times New Roman" w:cs="Times New Roman"/>
+          <w:lang w:val="pt-BR"/>
+        </w:rPr>
+        <w:t>input_shape</w:t>
+      </w:r>
+      <w:proofErr w:type="spellEnd"/>
+      <w:proofErr w:type="gramStart"/>
+      <w:r>
+        <w:rPr>
+          <w:rFonts w:ascii="Times New Roman" w:hAnsi="Times New Roman" w:cs="Times New Roman"/>
+          <w:lang w:val="pt-BR"/>
+        </w:rPr>
+        <w:t>=(</w:t>
+      </w:r>
+      <w:proofErr w:type="gramEnd"/>
+      <w:r>
+        <w:rPr>
+          <w:rFonts w:ascii="Times New Roman" w:hAnsi="Times New Roman" w:cs="Times New Roman"/>
+          <w:lang w:val="pt-BR"/>
+        </w:rPr>
+        <w:t>150, 150, 3).</w:t>
+      </w:r>
+    </w:p>
+    <w:p>
+      <w:pPr>
+        <w:numPr>
+          <w:ilvl w:val="0"/>
+          <w:numId w:val="2"/>
+        </w:numPr>
+        <w:spacing w:line="360" w:lineRule="auto"/>
+        <w:jc w:val="both"/>
+        <w:rPr>
+          <w:rFonts w:ascii="Times New Roman" w:hAnsi="Times New Roman" w:cs="Times New Roman"/>
+          <w:lang w:val="pt-BR"/>
+        </w:rPr>
+      </w:pPr>
+      <w:r>
+        <w:rPr>
+          <w:rFonts w:ascii="Times New Roman" w:hAnsi="Times New Roman" w:cs="Times New Roman"/>
+          <w:lang w:val="pt-BR"/>
+        </w:rPr>
+        <w:lastRenderedPageBreak/>
+        <w:t xml:space="preserve">Uma camada de Max </w:t>
+      </w:r>
+      <w:proofErr w:type="spellStart"/>
+      <w:r>
+        <w:rPr>
+          <w:rFonts w:ascii="Times New Roman" w:hAnsi="Times New Roman" w:cs="Times New Roman"/>
+          <w:lang w:val="pt-BR"/>
+        </w:rPr>
+        <w:t>Pooling</w:t>
+      </w:r>
+      <w:proofErr w:type="spellEnd"/>
+      <w:r>
+        <w:rPr>
+          <w:rFonts w:ascii="Times New Roman" w:hAnsi="Times New Roman" w:cs="Times New Roman"/>
+          <w:lang w:val="pt-BR"/>
+        </w:rPr>
+        <w:t xml:space="preserve"> (MaxPooling2D) com tamanho de janela de 2x2 pixels.</w:t>
+      </w:r>
+    </w:p>
+    <w:p>
+      <w:pPr>
+        <w:numPr>
+          <w:ilvl w:val="0"/>
+          <w:numId w:val="2"/>
+        </w:numPr>
+        <w:spacing w:line="360" w:lineRule="auto"/>
+        <w:jc w:val="both"/>
+        <w:rPr>
+          <w:rFonts w:ascii="Times New Roman" w:hAnsi="Times New Roman" w:cs="Times New Roman"/>
+          <w:lang w:val="pt-BR"/>
+        </w:rPr>
+      </w:pPr>
+      <w:r>
+        <w:rPr>
+          <w:rFonts w:ascii="Times New Roman" w:hAnsi="Times New Roman" w:cs="Times New Roman"/>
+          <w:lang w:val="pt-BR"/>
+        </w:rPr>
+        <w:t xml:space="preserve">Uma camada convolucional (Conv2D) com 64 filtros, um tamanho de kernel de 3x3 pixels e função de ativação </w:t>
+      </w:r>
+      <w:proofErr w:type="spellStart"/>
+      <w:r>
+        <w:rPr>
+          <w:rFonts w:ascii="Times New Roman" w:hAnsi="Times New Roman" w:cs="Times New Roman"/>
+          <w:lang w:val="pt-BR"/>
+        </w:rPr>
+        <w:t>ReLU</w:t>
+      </w:r>
+      <w:proofErr w:type="spellEnd"/>
+      <w:r>
+        <w:rPr>
+          <w:rFonts w:ascii="Times New Roman" w:hAnsi="Times New Roman" w:cs="Times New Roman"/>
+          <w:lang w:val="pt-BR"/>
+        </w:rPr>
+        <w:t>.</w:t>
+      </w:r>
+    </w:p>
+    <w:p>
+      <w:pPr>
+        <w:numPr>
+          <w:ilvl w:val="0"/>
+          <w:numId w:val="2"/>
+        </w:numPr>
+        <w:spacing w:line="360" w:lineRule="auto"/>
+        <w:jc w:val="both"/>
+        <w:rPr>
+          <w:rFonts w:ascii="Times New Roman" w:hAnsi="Times New Roman" w:cs="Times New Roman"/>
+          <w:lang w:val="pt-BR"/>
+        </w:rPr>
+      </w:pPr>
+      <w:r>
+        <w:rPr>
+          <w:rFonts w:ascii="Times New Roman" w:hAnsi="Times New Roman" w:cs="Times New Roman"/>
+          <w:lang w:val="pt-BR"/>
+        </w:rPr>
+        <w:t xml:space="preserve">Uma camada de Max </w:t>
+      </w:r>
+      <w:proofErr w:type="spellStart"/>
+      <w:r>
+        <w:rPr>
+          <w:rFonts w:ascii="Times New Roman" w:hAnsi="Times New Roman" w:cs="Times New Roman"/>
+          <w:lang w:val="pt-BR"/>
+        </w:rPr>
+        <w:t>Pooling</w:t>
+      </w:r>
+      <w:proofErr w:type="spellEnd"/>
+      <w:r>
+        <w:rPr>
+          <w:rFonts w:ascii="Times New Roman" w:hAnsi="Times New Roman" w:cs="Times New Roman"/>
+          <w:lang w:val="pt-BR"/>
+        </w:rPr>
+        <w:t xml:space="preserve"> (MaxPooling2D) com tamanho de janela de 2x2 pixels.</w:t>
+      </w:r>
+    </w:p>
+    <w:p>
+      <w:pPr>
+        <w:numPr>
+          <w:ilvl w:val="0"/>
+          <w:numId w:val="2"/>
+        </w:numPr>
+        <w:spacing w:line="360" w:lineRule="auto"/>
+        <w:jc w:val="both"/>
+        <w:rPr>
+          <w:rFonts w:ascii="Times New Roman" w:hAnsi="Times New Roman" w:cs="Times New Roman"/>
+          <w:lang w:val="pt-BR"/>
+        </w:rPr>
+      </w:pPr>
+      <w:r>
+        <w:rPr>
+          <w:rFonts w:ascii="Times New Roman" w:hAnsi="Times New Roman" w:cs="Times New Roman"/>
+          <w:lang w:val="pt-BR"/>
+        </w:rPr>
+        <w:t xml:space="preserve">Uma camada convolucional (Conv2D) com 128 filtros, um tamanho de kernel de 3x3 pixels e função de ativação </w:t>
+      </w:r>
+      <w:proofErr w:type="spellStart"/>
+      <w:r>
+        <w:rPr>
+          <w:rFonts w:ascii="Times New Roman" w:hAnsi="Times New Roman" w:cs="Times New Roman"/>
+          <w:lang w:val="pt-BR"/>
+        </w:rPr>
+        <w:t>ReLU</w:t>
+      </w:r>
+      <w:proofErr w:type="spellEnd"/>
+      <w:r>
+        <w:rPr>
+          <w:rFonts w:ascii="Times New Roman" w:hAnsi="Times New Roman" w:cs="Times New Roman"/>
+          <w:lang w:val="pt-BR"/>
+        </w:rPr>
+        <w:t>.</w:t>
+      </w:r>
+    </w:p>
+    <w:p>
+      <w:pPr>
+        <w:numPr>
+          <w:ilvl w:val="0"/>
+          <w:numId w:val="2"/>
+        </w:numPr>
+        <w:spacing w:line="360" w:lineRule="auto"/>
+        <w:jc w:val="both"/>
+        <w:rPr>
+          <w:rFonts w:ascii="Times New Roman" w:hAnsi="Times New Roman" w:cs="Times New Roman"/>
+          <w:lang w:val="pt-BR"/>
+        </w:rPr>
+      </w:pPr>
+      <w:r>
+        <w:rPr>
+          <w:rFonts w:ascii="Times New Roman" w:hAnsi="Times New Roman" w:cs="Times New Roman"/>
+          <w:lang w:val="pt-BR"/>
+        </w:rPr>
+        <w:t xml:space="preserve">Uma camada de Max </w:t>
+      </w:r>
+      <w:proofErr w:type="spellStart"/>
+      <w:r>
+        <w:rPr>
+          <w:rFonts w:ascii="Times New Roman" w:hAnsi="Times New Roman" w:cs="Times New Roman"/>
+          <w:lang w:val="pt-BR"/>
+        </w:rPr>
+        <w:t>Pooling</w:t>
+      </w:r>
+      <w:proofErr w:type="spellEnd"/>
+      <w:r>
+        <w:rPr>
+          <w:rFonts w:ascii="Times New Roman" w:hAnsi="Times New Roman" w:cs="Times New Roman"/>
+          <w:lang w:val="pt-BR"/>
+        </w:rPr>
+        <w:t xml:space="preserve"> (MaxPooling2D) com tamanho de janela de 2x2 pixels.</w:t>
+      </w:r>
+    </w:p>
+    <w:p>
+      <w:pPr>
+        <w:numPr>
+          <w:ilvl w:val="0"/>
+          <w:numId w:val="2"/>
+        </w:numPr>
+        <w:spacing w:line="360" w:lineRule="auto"/>
+        <w:jc w:val="both"/>
+        <w:rPr>
+          <w:rFonts w:ascii="Times New Roman" w:hAnsi="Times New Roman" w:cs="Times New Roman"/>
+          <w:lang w:val="pt-BR"/>
+        </w:rPr>
+      </w:pPr>
+      <w:r>
+        <w:rPr>
+          <w:rFonts w:ascii="Times New Roman" w:hAnsi="Times New Roman" w:cs="Times New Roman"/>
+          <w:lang w:val="pt-BR"/>
+        </w:rPr>
+        <w:t xml:space="preserve">Uma camada de </w:t>
+      </w:r>
+      <w:proofErr w:type="spellStart"/>
+      <w:r>
+        <w:rPr>
+          <w:rFonts w:ascii="Times New Roman" w:hAnsi="Times New Roman" w:cs="Times New Roman"/>
+          <w:lang w:val="pt-BR"/>
+        </w:rPr>
+        <w:t>Flatten</w:t>
+      </w:r>
+      <w:proofErr w:type="spellEnd"/>
+      <w:r>
+        <w:rPr>
+          <w:rFonts w:ascii="Times New Roman" w:hAnsi="Times New Roman" w:cs="Times New Roman"/>
+          <w:lang w:val="pt-BR"/>
+        </w:rPr>
+        <w:t xml:space="preserve"> (</w:t>
+      </w:r>
+      <w:proofErr w:type="spellStart"/>
+      <w:r>
+        <w:rPr>
+          <w:rFonts w:ascii="Times New Roman" w:hAnsi="Times New Roman" w:cs="Times New Roman"/>
+          <w:lang w:val="pt-BR"/>
+        </w:rPr>
+        <w:t>Flatten</w:t>
+      </w:r>
+      <w:proofErr w:type="spellEnd"/>
+      <w:r>
+        <w:rPr>
+          <w:rFonts w:ascii="Times New Roman" w:hAnsi="Times New Roman" w:cs="Times New Roman"/>
+          <w:lang w:val="pt-BR"/>
+        </w:rPr>
+        <w:t>) para transformar a saída das camadas convolucionais em um vetor unidimensional.</w:t>
+      </w:r>
+    </w:p>
+    <w:p>
+      <w:pPr>
+        <w:numPr>
+          <w:ilvl w:val="0"/>
+          <w:numId w:val="2"/>
+        </w:numPr>
+        <w:spacing w:line="360" w:lineRule="auto"/>
+        <w:jc w:val="both"/>
+        <w:rPr>
+          <w:rFonts w:ascii="Times New Roman" w:hAnsi="Times New Roman" w:cs="Times New Roman"/>
+          <w:lang w:val="pt-BR"/>
+        </w:rPr>
+      </w:pPr>
+      <w:r>
+        <w:rPr>
+          <w:rFonts w:ascii="Times New Roman" w:hAnsi="Times New Roman" w:cs="Times New Roman"/>
+          <w:lang w:val="pt-BR"/>
+        </w:rPr>
+        <w:t>Uma camada densa (</w:t>
+      </w:r>
+      <w:proofErr w:type="spellStart"/>
+      <w:r>
+        <w:rPr>
+          <w:rFonts w:ascii="Times New Roman" w:hAnsi="Times New Roman" w:cs="Times New Roman"/>
+          <w:lang w:val="pt-BR"/>
+        </w:rPr>
+        <w:t>Dense</w:t>
+      </w:r>
+      <w:proofErr w:type="spellEnd"/>
+      <w:r>
+        <w:rPr>
+          <w:rFonts w:ascii="Times New Roman" w:hAnsi="Times New Roman" w:cs="Times New Roman"/>
+          <w:lang w:val="pt-BR"/>
+        </w:rPr>
+        <w:t xml:space="preserve">) com 128 neurônios e função de ativação </w:t>
+      </w:r>
+      <w:proofErr w:type="spellStart"/>
+      <w:r>
+        <w:rPr>
+          <w:rFonts w:ascii="Times New Roman" w:hAnsi="Times New Roman" w:cs="Times New Roman"/>
+          <w:lang w:val="pt-BR"/>
+        </w:rPr>
+        <w:t>ReLU</w:t>
+      </w:r>
+      <w:proofErr w:type="spellEnd"/>
+      <w:r>
+        <w:rPr>
+          <w:rFonts w:ascii="Times New Roman" w:hAnsi="Times New Roman" w:cs="Times New Roman"/>
+          <w:lang w:val="pt-BR"/>
+        </w:rPr>
+        <w:t>.</w:t>
+      </w:r>
+    </w:p>
+    <w:p>
+      <w:pPr>
+        <w:numPr>
+          <w:ilvl w:val="0"/>
+          <w:numId w:val="2"/>
+        </w:numPr>
+        <w:spacing w:line="360" w:lineRule="auto"/>
+        <w:jc w:val="both"/>
+        <w:rPr>
+          <w:rFonts w:ascii="Times New Roman" w:hAnsi="Times New Roman" w:cs="Times New Roman"/>
+          <w:lang w:val="pt-BR"/>
+        </w:rPr>
+      </w:pPr>
+      <w:r>
+        <w:rPr>
+          <w:rFonts w:ascii="Times New Roman" w:hAnsi="Times New Roman" w:cs="Times New Roman"/>
+          <w:lang w:val="pt-BR"/>
+        </w:rPr>
+        <w:t>Uma camada densa de saída (</w:t>
+      </w:r>
+      <w:proofErr w:type="spellStart"/>
+      <w:r>
+        <w:rPr>
+          <w:rFonts w:ascii="Times New Roman" w:hAnsi="Times New Roman" w:cs="Times New Roman"/>
+          <w:lang w:val="pt-BR"/>
+        </w:rPr>
+        <w:t>Dense</w:t>
+      </w:r>
+      <w:proofErr w:type="spellEnd"/>
+      <w:r>
+        <w:rPr>
+          <w:rFonts w:ascii="Times New Roman" w:hAnsi="Times New Roman" w:cs="Times New Roman"/>
+          <w:lang w:val="pt-BR"/>
+        </w:rPr>
+        <w:t xml:space="preserve">) com 1 neurônio e função de ativação </w:t>
+      </w:r>
+      <w:proofErr w:type="spellStart"/>
+      <w:r>
+        <w:rPr>
+          <w:rFonts w:ascii="Times New Roman" w:hAnsi="Times New Roman" w:cs="Times New Roman"/>
+          <w:lang w:val="pt-BR"/>
+        </w:rPr>
+        <w:t>Sigmoid</w:t>
+      </w:r>
+      <w:proofErr w:type="spellEnd"/>
+      <w:r>
+        <w:rPr>
+          <w:rFonts w:ascii="Times New Roman" w:hAnsi="Times New Roman" w:cs="Times New Roman"/>
+          <w:lang w:val="pt-BR"/>
+        </w:rPr>
+        <w:t xml:space="preserve">, responsável por fornecer a probabilidade </w:t>
+      </w:r>
+      <w:r>
+        <w:rPr>
+          <w:rFonts w:ascii="Times New Roman" w:hAnsi="Times New Roman" w:cs="Times New Roman"/>
+          <w:lang w:val="pt-BR"/>
+        </w:rPr>
+        <w:t>de a</w:t>
+      </w:r>
+      <w:r>
+        <w:rPr>
+          <w:rFonts w:ascii="Times New Roman" w:hAnsi="Times New Roman" w:cs="Times New Roman"/>
+          <w:lang w:val="pt-BR"/>
+        </w:rPr>
+        <w:t xml:space="preserve"> imagem indicar a presença de COVID-19.</w:t>
+      </w:r>
+    </w:p>
+    <w:p>
+      <w:pPr>
+        <w:spacing w:line="360" w:lineRule="auto"/>
+        <w:jc w:val="both"/>
+        <w:rPr>
+          <w:rFonts w:ascii="Times New Roman" w:hAnsi="Times New Roman" w:cs="Times New Roman"/>
+          <w:lang w:val="pt-BR"/>
+        </w:rPr>
+      </w:pPr>
+    </w:p>
+    <w:p>
+      <w:pPr>
+        <w:spacing w:line="360" w:lineRule="auto"/>
+        <w:jc w:val="both"/>
+        <w:rPr>
+          <w:rFonts w:ascii="Times New Roman" w:hAnsi="Times New Roman" w:cs="Times New Roman"/>
+          <w:lang w:val="pt-BR"/>
+        </w:rPr>
+      </w:pPr>
+      <w:r>
+        <w:rPr>
+          <w:rFonts w:ascii="Times New Roman" w:hAnsi="Times New Roman" w:cs="Times New Roman"/>
+          <w:lang w:val="pt-BR"/>
+        </w:rPr>
+        <w:t>2.4 TREINAMENTO E AVALIAÇÃO DO MODELO</w:t>
+      </w:r>
+    </w:p>
+    <w:p>
+      <w:pPr>
+        <w:spacing w:line="360" w:lineRule="auto"/>
+        <w:ind w:firstLine="720"/>
+        <w:jc w:val="both"/>
+        <w:rPr>
+          <w:rFonts w:ascii="Times New Roman" w:hAnsi="Times New Roman" w:cs="Times New Roman"/>
+          <w:lang w:val="pt-BR"/>
+        </w:rPr>
+      </w:pPr>
+      <w:r>
+        <w:rPr>
+          <w:rFonts w:ascii="Times New Roman" w:hAnsi="Times New Roman" w:cs="Times New Roman"/>
+          <w:lang w:val="pt-BR"/>
+        </w:rPr>
+        <w:t>O treinamento e a avaliação do modelo foram realizados utilizando a técnica de validação cruzada K-</w:t>
+      </w:r>
+      <w:proofErr w:type="spellStart"/>
+      <w:r>
+        <w:rPr>
+          <w:rFonts w:ascii="Times New Roman" w:hAnsi="Times New Roman" w:cs="Times New Roman"/>
+          <w:lang w:val="pt-BR"/>
+        </w:rPr>
+        <w:t>Fold</w:t>
+      </w:r>
+      <w:proofErr w:type="spellEnd"/>
+      <w:r>
+        <w:rPr>
+          <w:rFonts w:ascii="Times New Roman" w:hAnsi="Times New Roman" w:cs="Times New Roman"/>
+          <w:lang w:val="pt-BR"/>
+        </w:rPr>
+        <w:t xml:space="preserve">, com o número de </w:t>
+      </w:r>
+      <w:proofErr w:type="spellStart"/>
+      <w:r>
+        <w:rPr>
+          <w:rFonts w:ascii="Times New Roman" w:hAnsi="Times New Roman" w:cs="Times New Roman"/>
+          <w:lang w:val="pt-BR"/>
+        </w:rPr>
+        <w:t>folds</w:t>
+      </w:r>
+      <w:proofErr w:type="spellEnd"/>
+      <w:r>
+        <w:rPr>
+          <w:rFonts w:ascii="Times New Roman" w:hAnsi="Times New Roman" w:cs="Times New Roman"/>
+          <w:lang w:val="pt-BR"/>
+        </w:rPr>
+        <w:t xml:space="preserve"> definido como 5. Para cada </w:t>
+      </w:r>
+      <w:proofErr w:type="spellStart"/>
+      <w:r>
+        <w:rPr>
+          <w:rFonts w:ascii="Times New Roman" w:hAnsi="Times New Roman" w:cs="Times New Roman"/>
+          <w:lang w:val="pt-BR"/>
+        </w:rPr>
+        <w:t>fold</w:t>
+      </w:r>
+      <w:proofErr w:type="spellEnd"/>
+      <w:r>
+        <w:rPr>
+          <w:rFonts w:ascii="Times New Roman" w:hAnsi="Times New Roman" w:cs="Times New Roman"/>
+          <w:lang w:val="pt-BR"/>
+        </w:rPr>
+        <w:t xml:space="preserve">, o modelo foi treinado por 10 </w:t>
+      </w:r>
+      <w:proofErr w:type="spellStart"/>
+      <w:r>
+        <w:rPr>
+          <w:rFonts w:ascii="Times New Roman" w:hAnsi="Times New Roman" w:cs="Times New Roman"/>
+          <w:lang w:val="pt-BR"/>
+        </w:rPr>
+        <w:t>epochs</w:t>
+      </w:r>
+      <w:proofErr w:type="spellEnd"/>
+      <w:r>
+        <w:rPr>
+          <w:rFonts w:ascii="Times New Roman" w:hAnsi="Times New Roman" w:cs="Times New Roman"/>
+          <w:lang w:val="pt-BR"/>
+        </w:rPr>
+        <w:t>, utilizando o otimizador Adam para ajustar os pesos da rede neural e a função de perda de entropia cruzada binária (</w:t>
+      </w:r>
+      <w:proofErr w:type="spellStart"/>
+      <w:r>
+        <w:rPr>
+          <w:rFonts w:ascii="Times New Roman" w:hAnsi="Times New Roman" w:cs="Times New Roman"/>
+          <w:lang w:val="pt-BR"/>
+        </w:rPr>
+        <w:t>binary_crossentropy</w:t>
+      </w:r>
+      <w:proofErr w:type="spellEnd"/>
+      <w:r>
+        <w:rPr>
+          <w:rFonts w:ascii="Times New Roman" w:hAnsi="Times New Roman" w:cs="Times New Roman"/>
+          <w:lang w:val="pt-BR"/>
+        </w:rPr>
+        <w:t>) para quantificar o erro durante o treinamento. A métrica principal de avaliação utilizada foi a acurácia (</w:t>
+      </w:r>
+      <w:proofErr w:type="spellStart"/>
+      <w:r>
+        <w:rPr>
+          <w:rFonts w:ascii="Times New Roman" w:hAnsi="Times New Roman" w:cs="Times New Roman"/>
+          <w:lang w:val="pt-BR"/>
+        </w:rPr>
+        <w:t>accuracy</w:t>
+      </w:r>
+      <w:proofErr w:type="spellEnd"/>
+      <w:r>
+        <w:rPr>
+          <w:rFonts w:ascii="Times New Roman" w:hAnsi="Times New Roman" w:cs="Times New Roman"/>
+          <w:lang w:val="pt-BR"/>
+        </w:rPr>
+        <w:t xml:space="preserve">), que mede a proporção de previsões corretas realizadas pelo modelo. Os dados foram embaralhados antes da divisão em </w:t>
+      </w:r>
+      <w:proofErr w:type="spellStart"/>
+      <w:r>
+        <w:rPr>
+          <w:rFonts w:ascii="Times New Roman" w:hAnsi="Times New Roman" w:cs="Times New Roman"/>
+          <w:lang w:val="pt-BR"/>
+        </w:rPr>
+        <w:t>folds</w:t>
+      </w:r>
+      <w:proofErr w:type="spellEnd"/>
+      <w:r>
+        <w:rPr>
+          <w:rFonts w:ascii="Times New Roman" w:hAnsi="Times New Roman" w:cs="Times New Roman"/>
+          <w:lang w:val="pt-BR"/>
+        </w:rPr>
+        <w:t xml:space="preserve"> para garantir uma distribuição mais uniforme das classes em cada partição.</w:t>
+      </w:r>
+    </w:p>
+    <w:p>
+      <w:pPr>
+        <w:spacing w:line="360" w:lineRule="auto"/>
+        <w:ind w:firstLine="720"/>
+        <w:jc w:val="both"/>
+        <w:rPr>
+          <w:rFonts w:ascii="Times New Roman" w:hAnsi="Times New Roman" w:cs="Times New Roman"/>
+          <w:lang w:val="pt-BR"/>
+        </w:rPr>
+      </w:pPr>
+    </w:p>
+    <w:p>
+      <w:pPr>
+        <w:spacing w:line="360" w:lineRule="auto"/>
+        <w:ind w:firstLine="720"/>
+        <w:jc w:val="both"/>
+        <w:rPr>
+          <w:rFonts w:ascii="Times New Roman" w:hAnsi="Times New Roman" w:cs="Times New Roman"/>
+          <w:lang w:val="pt-BR"/>
+        </w:rPr>
+      </w:pPr>
+    </w:p>
+    <w:p>
+      <w:pPr>
+        <w:spacing w:line="360" w:lineRule="auto"/>
+        <w:ind w:firstLine="720"/>
+        <w:jc w:val="both"/>
+        <w:rPr>
+          <w:rFonts w:ascii="Times New Roman" w:hAnsi="Times New Roman" w:cs="Times New Roman"/>
+          <w:lang w:val="pt-BR"/>
+        </w:rPr>
+      </w:pPr>
+    </w:p>
+    <w:p>
+      <w:pPr>
+        <w:spacing w:line="360" w:lineRule="auto"/>
+        <w:rPr>
+          <w:rFonts w:ascii="Times New Roman" w:hAnsi="Times New Roman" w:cs="Times New Roman"/>
+          <w:b/>
+          <w:bCs/>
+          <w:lang w:val="pt-BR"/>
+        </w:rPr>
+      </w:pPr>
+      <w:r>
+        <w:rPr>
+          <w:rFonts w:ascii="Times New Roman" w:hAnsi="Times New Roman" w:cs="Times New Roman"/>
+          <w:b/>
+          <w:bCs/>
+          <w:lang w:val="pt-BR"/>
+        </w:rPr>
+        <w:lastRenderedPageBreak/>
+        <w:t xml:space="preserve">3 RESULTADOS </w:t>
+      </w:r>
+    </w:p>
+    <w:p>
+      <w:pPr>
+        <w:spacing w:line="360" w:lineRule="auto"/>
+        <w:ind w:firstLine="720"/>
+        <w:jc w:val="both"/>
+        <w:rPr>
+          <w:rFonts w:ascii="Times New Roman" w:hAnsi="Times New Roman" w:cs="Times New Roman"/>
+          <w:lang w:val="pt-BR"/>
+        </w:rPr>
+      </w:pPr>
+      <w:r>
+        <w:rPr>
+          <w:rFonts w:ascii="Times New Roman" w:hAnsi="Times New Roman" w:cs="Times New Roman"/>
+          <w:lang w:val="pt-BR"/>
+        </w:rPr>
+        <w:t>Nesta seção, apresentamos os resultados obtidos através do processo de validação cruzada K-</w:t>
+      </w:r>
+      <w:proofErr w:type="spellStart"/>
+      <w:r>
+        <w:rPr>
+          <w:rFonts w:ascii="Times New Roman" w:hAnsi="Times New Roman" w:cs="Times New Roman"/>
+          <w:lang w:val="pt-BR"/>
+        </w:rPr>
+        <w:t>Fold</w:t>
+      </w:r>
+      <w:proofErr w:type="spellEnd"/>
+      <w:r>
+        <w:rPr>
+          <w:rFonts w:ascii="Times New Roman" w:hAnsi="Times New Roman" w:cs="Times New Roman"/>
+          <w:lang w:val="pt-BR"/>
+        </w:rPr>
+        <w:t xml:space="preserve"> com K=5, utilizado para avaliar o desempenho do modelo de rede neural convolucional desenvolvido para a detecção de COVID-19 em imagens de tomografia computadorizada.</w:t>
+      </w:r>
+    </w:p>
+    <w:p>
+      <w:pPr>
+        <w:spacing w:line="360" w:lineRule="auto"/>
+        <w:ind w:firstLine="720"/>
+        <w:jc w:val="both"/>
+        <w:rPr>
+          <w:rFonts w:ascii="Times New Roman" w:hAnsi="Times New Roman" w:cs="Times New Roman"/>
+          <w:lang w:val="pt-BR"/>
+        </w:rPr>
+      </w:pPr>
+      <w:r>
+        <w:rPr>
+          <w:rFonts w:ascii="Times New Roman" w:hAnsi="Times New Roman" w:cs="Times New Roman"/>
+          <w:noProof/>
+          <w:lang w:val="pt-BR"/>
+        </w:rPr>
+        <w:drawing>
+          <wp:anchor distT="0" distB="0" distL="114300" distR="114300" simplePos="0" relativeHeight="251659264" behindDoc="0" locked="0" layoutInCell="1" allowOverlap="1" wp14:anchorId="59B99D56" wp14:editId="4A3C1351">
+            <wp:simplePos x="0" y="0"/>
+            <wp:positionH relativeFrom="page">
+              <wp:posOffset>1080135</wp:posOffset>
+            </wp:positionH>
+            <wp:positionV relativeFrom="page">
+              <wp:posOffset>4124408</wp:posOffset>
+            </wp:positionV>
+            <wp:extent cx="5400040" cy="3221355"/>
+            <wp:effectExtent l="0" t="0" r="0" b="0"/>
+            <wp:wrapSquare wrapText="bothSides"/>
+            <wp:docPr id="2077886853" name="Imagem 1" descr="Gráfico, Gráfico de barras&#10;&#10;O conteúdo gerado por IA pode estar incorreto."/>
+            <wp:cNvGraphicFramePr>
+              <a:graphicFrameLocks xmlns:a="http://schemas.openxmlformats.org/drawingml/2006/main" noChangeAspect="1"/>
+            </wp:cNvGraphicFramePr>
+            <a:graphic xmlns:a="http://schemas.openxmlformats.org/drawingml/2006/main">
+              <a:graphicData uri="http://schemas.openxmlformats.org/drawingml/2006/picture">
+                <pic:pic xmlns:pic="http://schemas.openxmlformats.org/drawingml/2006/picture">
+                  <pic:nvPicPr>
+                    <pic:cNvPr id="2077886853" name="Imagem 1" descr="Gráfico, Gráfico de barras&#10;&#10;O conteúdo gerado por IA pode estar incorreto."/>
+                    <pic:cNvPicPr/>
+                  </pic:nvPicPr>
+                  <pic:blipFill>
+                    <a:blip r:embed="rId8">
+                      <a:extLst>
+                        <a:ext uri="{28A0092B-C50C-407E-A947-70E740481C1C}">
+                          <a14:useLocalDpi xmlns:a14="http://schemas.microsoft.com/office/drawing/2010/main" val="0"/>
+                        </a:ext>
+                      </a:extLst>
+                    </a:blip>
+                    <a:stretch>
+                      <a:fillRect/>
+                    </a:stretch>
+                  </pic:blipFill>
+                  <pic:spPr>
+                    <a:xfrm>
+                      <a:off x="0" y="0"/>
+                      <a:ext cx="5400040" cy="3221355"/>
+                    </a:xfrm>
+                    <a:prstGeom prst="rect">
+                      <a:avLst/>
+                    </a:prstGeom>
+                  </pic:spPr>
+                </pic:pic>
+              </a:graphicData>
+            </a:graphic>
+          </wp:anchor>
+        </w:drawing>
+      </w:r>
+      <w:r>
+        <w:rPr>
+          <w:rFonts w:ascii="Times New Roman" w:hAnsi="Times New Roman" w:cs="Times New Roman"/>
+          <w:lang w:val="pt-BR"/>
+        </w:rPr>
+        <w:t xml:space="preserve">A Figura 1 exibe a acurácia alcançada pelo modelo em cada um dos cinco </w:t>
+      </w:r>
+      <w:proofErr w:type="spellStart"/>
+      <w:r>
+        <w:rPr>
+          <w:rFonts w:ascii="Times New Roman" w:hAnsi="Times New Roman" w:cs="Times New Roman"/>
+          <w:lang w:val="pt-BR"/>
+        </w:rPr>
+        <w:t>folds</w:t>
+      </w:r>
+      <w:proofErr w:type="spellEnd"/>
+      <w:r>
+        <w:rPr>
+          <w:rFonts w:ascii="Times New Roman" w:hAnsi="Times New Roman" w:cs="Times New Roman"/>
+          <w:lang w:val="pt-BR"/>
+        </w:rPr>
+        <w:t xml:space="preserve"> da validação cruzada. Observa-se que a acurácia variou entre [menor acurácia observada</w:t>
+      </w:r>
+      <w:r>
+        <w:rPr>
+          <w:rFonts w:ascii="Times New Roman" w:hAnsi="Times New Roman" w:cs="Times New Roman"/>
+          <w:lang w:val="pt-BR"/>
+        </w:rPr>
+        <w:t xml:space="preserve"> </w:t>
+      </w:r>
+      <w:r>
+        <w:rPr>
+          <w:rFonts w:ascii="Times New Roman" w:hAnsi="Times New Roman" w:cs="Times New Roman"/>
+          <w:lang w:val="pt-BR"/>
+        </w:rPr>
+        <w:t>% e [maior acurácia observada</w:t>
+      </w:r>
+      <w:r>
+        <w:rPr>
+          <w:rFonts w:ascii="Times New Roman" w:hAnsi="Times New Roman" w:cs="Times New Roman"/>
+          <w:lang w:val="pt-BR"/>
+        </w:rPr>
+        <w:t xml:space="preserve"> </w:t>
+      </w:r>
+      <w:r>
+        <w:rPr>
+          <w:rFonts w:ascii="Times New Roman" w:hAnsi="Times New Roman" w:cs="Times New Roman"/>
+          <w:lang w:val="pt-BR"/>
+        </w:rPr>
+        <w:t xml:space="preserve">%. Especificamente, as acurácias obtidas para os </w:t>
+      </w:r>
+      <w:proofErr w:type="spellStart"/>
+      <w:r>
+        <w:rPr>
+          <w:rFonts w:ascii="Times New Roman" w:hAnsi="Times New Roman" w:cs="Times New Roman"/>
+          <w:lang w:val="pt-BR"/>
+        </w:rPr>
+        <w:t>folds</w:t>
+      </w:r>
+      <w:proofErr w:type="spellEnd"/>
+      <w:r>
+        <w:rPr>
+          <w:rFonts w:ascii="Times New Roman" w:hAnsi="Times New Roman" w:cs="Times New Roman"/>
+          <w:lang w:val="pt-BR"/>
+        </w:rPr>
+        <w:t xml:space="preserve"> 1, 2, 3, 4 e 5 foram de 90.95%, 89.72%, 92.34%, 91.94% e 87.10%, respectivamente.</w:t>
+      </w:r>
+    </w:p>
+    <w:p>
+      <w:pPr>
+        <w:spacing w:line="360" w:lineRule="auto"/>
+        <w:jc w:val="both"/>
+        <w:rPr>
+          <w:rFonts w:ascii="Times New Roman" w:hAnsi="Times New Roman" w:cs="Times New Roman"/>
+          <w:b/>
+          <w:bCs/>
+          <w:lang w:val="pt-BR"/>
+        </w:rPr>
+      </w:pPr>
+    </w:p>
+    <w:p>
+      <w:pPr>
+        <w:spacing w:line="360" w:lineRule="auto"/>
+        <w:ind w:firstLine="720"/>
+        <w:jc w:val="both"/>
+        <w:rPr>
+          <w:rFonts w:ascii="Times New Roman" w:hAnsi="Times New Roman" w:cs="Times New Roman"/>
+          <w:lang w:val="pt-BR"/>
+        </w:rPr>
+      </w:pPr>
+      <w:r>
+        <w:rPr>
+          <w:rFonts w:ascii="Times New Roman" w:hAnsi="Times New Roman" w:cs="Times New Roman"/>
+          <w:lang w:val="pt-BR"/>
+        </w:rPr>
+        <w:t>A Figura 2 ilustra os valores da função de perda (</w:t>
+      </w:r>
+      <w:proofErr w:type="spellStart"/>
+      <w:r>
+        <w:rPr>
+          <w:rFonts w:ascii="Times New Roman" w:hAnsi="Times New Roman" w:cs="Times New Roman"/>
+          <w:lang w:val="pt-BR"/>
+        </w:rPr>
+        <w:t>binary</w:t>
+      </w:r>
+      <w:proofErr w:type="spellEnd"/>
+      <w:r>
+        <w:rPr>
+          <w:rFonts w:ascii="Times New Roman" w:hAnsi="Times New Roman" w:cs="Times New Roman"/>
+          <w:lang w:val="pt-BR"/>
+        </w:rPr>
+        <w:t xml:space="preserve"> </w:t>
+      </w:r>
+      <w:proofErr w:type="spellStart"/>
+      <w:r>
+        <w:rPr>
+          <w:rFonts w:ascii="Times New Roman" w:hAnsi="Times New Roman" w:cs="Times New Roman"/>
+          <w:lang w:val="pt-BR"/>
+        </w:rPr>
+        <w:t>cross-entropy</w:t>
+      </w:r>
+      <w:proofErr w:type="spellEnd"/>
+      <w:r>
+        <w:rPr>
+          <w:rFonts w:ascii="Times New Roman" w:hAnsi="Times New Roman" w:cs="Times New Roman"/>
+          <w:lang w:val="pt-BR"/>
+        </w:rPr>
+        <w:t xml:space="preserve">) para cada </w:t>
+      </w:r>
+      <w:proofErr w:type="spellStart"/>
+      <w:r>
+        <w:rPr>
+          <w:rFonts w:ascii="Times New Roman" w:hAnsi="Times New Roman" w:cs="Times New Roman"/>
+          <w:lang w:val="pt-BR"/>
+        </w:rPr>
+        <w:t>fold</w:t>
+      </w:r>
+      <w:proofErr w:type="spellEnd"/>
+      <w:r>
+        <w:rPr>
+          <w:rFonts w:ascii="Times New Roman" w:hAnsi="Times New Roman" w:cs="Times New Roman"/>
+          <w:lang w:val="pt-BR"/>
+        </w:rPr>
+        <w:t xml:space="preserve"> da validação cruzada. A perda variou de [menor perda observada] a [maior perda observada]. Os valores de perda para os </w:t>
+      </w:r>
+      <w:proofErr w:type="spellStart"/>
+      <w:r>
+        <w:rPr>
+          <w:rFonts w:ascii="Times New Roman" w:hAnsi="Times New Roman" w:cs="Times New Roman"/>
+          <w:lang w:val="pt-BR"/>
+        </w:rPr>
+        <w:t>folds</w:t>
+      </w:r>
+      <w:proofErr w:type="spellEnd"/>
+      <w:r>
+        <w:rPr>
+          <w:rFonts w:ascii="Times New Roman" w:hAnsi="Times New Roman" w:cs="Times New Roman"/>
+          <w:lang w:val="pt-BR"/>
+        </w:rPr>
+        <w:t xml:space="preserve"> 1, 2, 3, 4 e 5 foram de 0.3287, 0.3118, 0.2050, 0.3570 e 0.3833, respectivamente.</w:t>
+      </w:r>
+    </w:p>
+    <w:p>
+      <w:pPr>
+        <w:spacing w:line="360" w:lineRule="auto"/>
+        <w:jc w:val="both"/>
+        <w:rPr>
+          <w:rFonts w:ascii="Times New Roman" w:hAnsi="Times New Roman" w:cs="Times New Roman"/>
+          <w:lang w:val="pt-BR"/>
+        </w:rPr>
+      </w:pPr>
+    </w:p>
+    <w:p>
+      <w:pPr>
+        <w:spacing w:line="360" w:lineRule="auto"/>
+        <w:jc w:val="both"/>
+        <w:rPr>
+          <w:rFonts w:ascii="Times New Roman" w:hAnsi="Times New Roman" w:cs="Times New Roman"/>
+          <w:lang w:val="pt-BR"/>
+        </w:rPr>
+      </w:pPr>
+    </w:p>
+    <w:p>
+      <w:pPr>
+        <w:spacing w:line="360" w:lineRule="auto"/>
+        <w:jc w:val="both"/>
+        <w:rPr>
+          <w:rFonts w:ascii="Times New Roman" w:hAnsi="Times New Roman" w:cs="Times New Roman"/>
+          <w:lang w:val="pt-BR"/>
+        </w:rPr>
+      </w:pPr>
+    </w:p>
+    <w:p>
+      <w:pPr>
+        <w:spacing w:line="360" w:lineRule="auto"/>
+        <w:jc w:val="both"/>
+        <w:rPr>
+          <w:rFonts w:ascii="Times New Roman" w:hAnsi="Times New Roman" w:cs="Times New Roman"/>
+          <w:lang w:val="pt-BR"/>
+        </w:rPr>
+      </w:pPr>
+      <w:r>
+        <w:rPr>
+          <w:rFonts w:ascii="Times New Roman" w:hAnsi="Times New Roman" w:cs="Times New Roman"/>
+          <w:noProof/>
+          <w:lang w:val="pt-BR"/>
+        </w:rPr>
+        <w:lastRenderedPageBreak/>
+        <w:drawing>
+          <wp:anchor distT="0" distB="0" distL="114300" distR="114300" simplePos="0" relativeHeight="251660288" behindDoc="0" locked="0" layoutInCell="1" allowOverlap="1" wp14:anchorId="381F34B1" wp14:editId="738546E1">
+            <wp:simplePos x="0" y="0"/>
+            <wp:positionH relativeFrom="page">
+              <wp:posOffset>1066711</wp:posOffset>
+            </wp:positionH>
+            <wp:positionV relativeFrom="page">
+              <wp:posOffset>387985</wp:posOffset>
+            </wp:positionV>
+            <wp:extent cx="5400040" cy="3221355"/>
+            <wp:effectExtent l="0" t="0" r="0" b="0"/>
+            <wp:wrapSquare wrapText="bothSides"/>
+            <wp:docPr id="130522305" name="Imagem 2" descr="Gráfico, Gráfico de barras&#10;&#10;O conteúdo gerado por IA pode estar incorreto."/>
+            <wp:cNvGraphicFramePr>
+              <a:graphicFrameLocks xmlns:a="http://schemas.openxmlformats.org/drawingml/2006/main" noChangeAspect="1"/>
+            </wp:cNvGraphicFramePr>
+            <a:graphic xmlns:a="http://schemas.openxmlformats.org/drawingml/2006/main">
+              <a:graphicData uri="http://schemas.openxmlformats.org/drawingml/2006/picture">
+                <pic:pic xmlns:pic="http://schemas.openxmlformats.org/drawingml/2006/picture">
+                  <pic:nvPicPr>
+                    <pic:cNvPr id="130522305" name="Imagem 2" descr="Gráfico, Gráfico de barras&#10;&#10;O conteúdo gerado por IA pode estar incorreto."/>
+                    <pic:cNvPicPr/>
+                  </pic:nvPicPr>
+                  <pic:blipFill>
+                    <a:blip r:embed="rId9">
+                      <a:extLst>
+                        <a:ext uri="{28A0092B-C50C-407E-A947-70E740481C1C}">
+                          <a14:useLocalDpi xmlns:a14="http://schemas.microsoft.com/office/drawing/2010/main" val="0"/>
+                        </a:ext>
+                      </a:extLst>
+                    </a:blip>
+                    <a:stretch>
+                      <a:fillRect/>
+                    </a:stretch>
+                  </pic:blipFill>
+                  <pic:spPr>
+                    <a:xfrm>
+                      <a:off x="0" y="0"/>
+                      <a:ext cx="5400040" cy="3221355"/>
+                    </a:xfrm>
+                    <a:prstGeom prst="rect">
+                      <a:avLst/>
+                    </a:prstGeom>
+                  </pic:spPr>
+                </pic:pic>
+              </a:graphicData>
+            </a:graphic>
+          </wp:anchor>
+        </w:drawing>
+      </w:r>
+    </w:p>
+    <w:p>
+      <w:pPr>
+        <w:spacing w:line="360" w:lineRule="auto"/>
+        <w:jc w:val="both"/>
+        <w:rPr>
+          <w:rFonts w:ascii="Times New Roman" w:hAnsi="Times New Roman" w:cs="Times New Roman"/>
+          <w:lang w:val="pt-BR"/>
+        </w:rPr>
+      </w:pPr>
+      <w:r>
+        <w:rPr>
+          <w:rFonts w:ascii="Times New Roman" w:hAnsi="Times New Roman" w:cs="Times New Roman"/>
+          <w:lang w:val="pt-BR"/>
+        </w:rPr>
+        <w:t>A acurácia média obtida através da validação cruzada foi de 90.41%.</w:t>
+      </w:r>
+    </w:p>
+    <w:p>
+      <w:pPr>
+        <w:spacing w:line="360" w:lineRule="auto"/>
+        <w:jc w:val="both"/>
+        <w:rPr>
+          <w:rFonts w:ascii="Times New Roman" w:hAnsi="Times New Roman" w:cs="Times New Roman"/>
+          <w:lang w:val="pt-BR"/>
+        </w:rPr>
+      </w:pPr>
+    </w:p>
+    <w:p>
+      <w:pPr>
+        <w:spacing w:line="360" w:lineRule="auto"/>
+        <w:jc w:val="both"/>
+        <w:rPr>
+          <w:rFonts w:ascii="Times New Roman" w:hAnsi="Times New Roman" w:cs="Times New Roman"/>
+          <w:b/>
+          <w:bCs/>
+          <w:lang w:val="pt-BR"/>
+        </w:rPr>
+      </w:pPr>
+      <w:r>
+        <w:rPr>
+          <w:rFonts w:ascii="Times New Roman" w:hAnsi="Times New Roman" w:cs="Times New Roman"/>
+          <w:b/>
+          <w:bCs/>
+          <w:lang w:val="pt-BR"/>
+        </w:rPr>
+        <w:t>4. CONCLUSÃO</w:t>
+      </w:r>
+    </w:p>
+    <w:p>
+      <w:pPr>
+        <w:spacing w:line="360" w:lineRule="auto"/>
+        <w:ind w:firstLine="720"/>
+        <w:jc w:val="both"/>
+        <w:rPr>
+          <w:rFonts w:ascii="Times New Roman" w:hAnsi="Times New Roman" w:cs="Times New Roman"/>
+          <w:lang w:val="pt-BR"/>
+        </w:rPr>
+      </w:pPr>
+      <w:r>
+        <w:rPr>
+          <w:rFonts w:ascii="Times New Roman" w:hAnsi="Times New Roman" w:cs="Times New Roman"/>
+          <w:lang w:val="pt-BR"/>
+        </w:rPr>
+        <w:t xml:space="preserve">Em suma, o presente trabalho teve como objetivo desenvolver e avaliar um modelo de rede neural convolucional (CNN) para a detecção de casos de COVID-19 em imagens de tomografia computadorizada do tórax. Através da utilização de um </w:t>
+      </w:r>
+      <w:proofErr w:type="spellStart"/>
+      <w:r>
+        <w:rPr>
+          <w:rFonts w:ascii="Times New Roman" w:hAnsi="Times New Roman" w:cs="Times New Roman"/>
+          <w:lang w:val="pt-BR"/>
+        </w:rPr>
+        <w:t>dataset</w:t>
+      </w:r>
+      <w:proofErr w:type="spellEnd"/>
+      <w:r>
+        <w:rPr>
+          <w:rFonts w:ascii="Times New Roman" w:hAnsi="Times New Roman" w:cs="Times New Roman"/>
+          <w:lang w:val="pt-BR"/>
+        </w:rPr>
+        <w:t xml:space="preserve"> público e da implementação da técnica de validação cruzada K-</w:t>
+      </w:r>
+      <w:proofErr w:type="spellStart"/>
+      <w:r>
+        <w:rPr>
+          <w:rFonts w:ascii="Times New Roman" w:hAnsi="Times New Roman" w:cs="Times New Roman"/>
+          <w:lang w:val="pt-BR"/>
+        </w:rPr>
+        <w:t>Fold</w:t>
+      </w:r>
+      <w:proofErr w:type="spellEnd"/>
+      <w:r>
+        <w:rPr>
+          <w:rFonts w:ascii="Times New Roman" w:hAnsi="Times New Roman" w:cs="Times New Roman"/>
+          <w:lang w:val="pt-BR"/>
+        </w:rPr>
+        <w:t xml:space="preserve">, o modelo proposto alcançou uma acurácia média de 90.41%, demonstrando o potencial promissor das </w:t>
+      </w:r>
+      <w:proofErr w:type="spellStart"/>
+      <w:r>
+        <w:rPr>
+          <w:rFonts w:ascii="Times New Roman" w:hAnsi="Times New Roman" w:cs="Times New Roman"/>
+          <w:lang w:val="pt-BR"/>
+        </w:rPr>
+        <w:t>CNNs</w:t>
+      </w:r>
+      <w:proofErr w:type="spellEnd"/>
+      <w:r>
+        <w:rPr>
+          <w:rFonts w:ascii="Times New Roman" w:hAnsi="Times New Roman" w:cs="Times New Roman"/>
+          <w:lang w:val="pt-BR"/>
+        </w:rPr>
+        <w:t xml:space="preserve"> como ferramenta auxiliar no diagnóstico da doença. Este resultado sugere a viabilidade de aplicações de </w:t>
+      </w:r>
+      <w:proofErr w:type="spellStart"/>
+      <w:r>
+        <w:rPr>
+          <w:rFonts w:ascii="Times New Roman" w:hAnsi="Times New Roman" w:cs="Times New Roman"/>
+          <w:lang w:val="pt-BR"/>
+        </w:rPr>
+        <w:t>Deep</w:t>
+      </w:r>
+      <w:proofErr w:type="spellEnd"/>
+      <w:r>
+        <w:rPr>
+          <w:rFonts w:ascii="Times New Roman" w:hAnsi="Times New Roman" w:cs="Times New Roman"/>
+          <w:lang w:val="pt-BR"/>
+        </w:rPr>
+        <w:t xml:space="preserve"> Learning para agilizar e potencialmente aumentar a precisão na análise de imagens médicas. Contudo, é importante reconhecer algumas limitações, como o tamanho e a diversidade do </w:t>
+      </w:r>
+      <w:proofErr w:type="spellStart"/>
+      <w:r>
+        <w:rPr>
+          <w:rFonts w:ascii="Times New Roman" w:hAnsi="Times New Roman" w:cs="Times New Roman"/>
+          <w:lang w:val="pt-BR"/>
+        </w:rPr>
+        <w:t>dataset</w:t>
+      </w:r>
+      <w:proofErr w:type="spellEnd"/>
+      <w:r>
+        <w:rPr>
+          <w:rFonts w:ascii="Times New Roman" w:hAnsi="Times New Roman" w:cs="Times New Roman"/>
+          <w:lang w:val="pt-BR"/>
+        </w:rPr>
+        <w:t xml:space="preserve"> utilizado, que podem influenciar a generalização do modelo para diferentes populações e cenários clínicos. Trabalhos futuros poderão explorar arquiteturas de CNN mais complexas, incorporar técnicas de aumento de dados para melhorar a robustez do modelo e realizar validações em conjuntos de dados externos para confirmar a eficácia da abordagem</w:t>
+      </w:r>
+    </w:p>
+    <w:p>
+      <w:pPr>
+        <w:spacing w:line="360" w:lineRule="auto"/>
+        <w:ind w:firstLine="720"/>
+        <w:jc w:val="both"/>
+        <w:rPr>
+          <w:rFonts w:ascii="Times New Roman" w:hAnsi="Times New Roman" w:cs="Times New Roman"/>
+          <w:lang w:val="pt-BR"/>
+        </w:rPr>
+      </w:pPr>
+    </w:p>
+    <w:p>
+      <w:pPr>
+        <w:spacing w:line="360" w:lineRule="auto"/>
+        <w:ind w:firstLine="720"/>
+        <w:jc w:val="both"/>
+        <w:rPr>
+          <w:rFonts w:ascii="Times New Roman" w:hAnsi="Times New Roman" w:cs="Times New Roman"/>
+          <w:lang w:val="pt-BR"/>
+        </w:rPr>
+      </w:pPr>
+    </w:p>
+    <w:p>
+      <w:pPr>
+        <w:spacing w:line="360" w:lineRule="auto"/>
+        <w:ind w:firstLine="720"/>
+        <w:jc w:val="both"/>
+        <w:rPr>
+          <w:rFonts w:ascii="Times New Roman" w:hAnsi="Times New Roman" w:cs="Times New Roman"/>
+          <w:lang w:val="pt-BR"/>
+        </w:rPr>
+      </w:pPr>
+    </w:p>
+    <w:p>
+      <w:pPr>
+        <w:spacing w:line="360" w:lineRule="auto"/>
+        <w:ind w:firstLine="720"/>
+        <w:jc w:val="both"/>
+        <w:rPr>
+          <w:rFonts w:ascii="Times New Roman" w:hAnsi="Times New Roman" w:cs="Times New Roman"/>
+          <w:lang w:val="pt-BR"/>
+        </w:rPr>
+      </w:pPr>
+    </w:p>
+    <w:p>
+      <w:pPr>
+        <w:spacing w:line="360" w:lineRule="auto"/>
+        <w:jc w:val="both"/>
+        <w:rPr>
+          <w:rFonts w:ascii="Times New Roman" w:hAnsi="Times New Roman" w:cs="Times New Roman"/>
+          <w:b/>
+          <w:bCs/>
+          <w:lang w:val="pt-BR"/>
+        </w:rPr>
+      </w:pPr>
+      <w:r>
+        <w:rPr>
+          <w:rFonts w:ascii="Times New Roman" w:hAnsi="Times New Roman" w:cs="Times New Roman"/>
+          <w:b/>
+          <w:bCs/>
+          <w:lang w:val="pt-BR"/>
+        </w:rPr>
+        <w:lastRenderedPageBreak/>
+        <w:t>5. REFERÊNCIAS</w:t>
+      </w:r>
+    </w:p>
+    <w:p>
+      <w:pPr>
+        <w:spacing w:line="360" w:lineRule="auto"/>
+        <w:jc w:val="both"/>
+        <w:rPr>
+          <w:rFonts w:ascii="Times New Roman" w:hAnsi="Times New Roman" w:cs="Times New Roman"/>
+          <w:lang w:val="pt-BR"/>
+        </w:rPr>
+      </w:pPr>
+      <w:proofErr w:type="spellStart"/>
+      <w:r>
+        <w:rPr>
+          <w:rFonts w:ascii="Times New Roman" w:hAnsi="Times New Roman" w:cs="Times New Roman"/>
+          <w:lang w:val="pt-BR"/>
+        </w:rPr>
+        <w:t>Principles</w:t>
+      </w:r>
+      <w:proofErr w:type="spellEnd"/>
+      <w:r>
+        <w:rPr>
+          <w:rFonts w:ascii="Times New Roman" w:hAnsi="Times New Roman" w:cs="Times New Roman"/>
+          <w:lang w:val="pt-BR"/>
+        </w:rPr>
+        <w:t xml:space="preserve"> </w:t>
+      </w:r>
+      <w:proofErr w:type="spellStart"/>
+      <w:r>
+        <w:rPr>
+          <w:rFonts w:ascii="Times New Roman" w:hAnsi="Times New Roman" w:cs="Times New Roman"/>
+          <w:lang w:val="pt-BR"/>
+        </w:rPr>
+        <w:t>of</w:t>
+      </w:r>
+      <w:proofErr w:type="spellEnd"/>
+      <w:r>
+        <w:rPr>
+          <w:rFonts w:ascii="Times New Roman" w:hAnsi="Times New Roman" w:cs="Times New Roman"/>
+          <w:lang w:val="pt-BR"/>
+        </w:rPr>
+        <w:t xml:space="preserve"> </w:t>
+      </w:r>
+      <w:proofErr w:type="spellStart"/>
+      <w:r>
+        <w:rPr>
+          <w:rFonts w:ascii="Times New Roman" w:hAnsi="Times New Roman" w:cs="Times New Roman"/>
+          <w:lang w:val="pt-BR"/>
+        </w:rPr>
+        <w:t>computed</w:t>
+      </w:r>
+      <w:proofErr w:type="spellEnd"/>
+      <w:r>
+        <w:rPr>
+          <w:rFonts w:ascii="Times New Roman" w:hAnsi="Times New Roman" w:cs="Times New Roman"/>
+          <w:lang w:val="pt-BR"/>
+        </w:rPr>
+        <w:t xml:space="preserve"> </w:t>
+      </w:r>
+      <w:proofErr w:type="spellStart"/>
+      <w:r>
+        <w:rPr>
+          <w:rFonts w:ascii="Times New Roman" w:hAnsi="Times New Roman" w:cs="Times New Roman"/>
+          <w:lang w:val="pt-BR"/>
+        </w:rPr>
+        <w:t>tomography</w:t>
+      </w:r>
+      <w:proofErr w:type="spellEnd"/>
+      <w:r>
+        <w:rPr>
+          <w:rFonts w:ascii="Times New Roman" w:hAnsi="Times New Roman" w:cs="Times New Roman"/>
+          <w:lang w:val="pt-BR"/>
+        </w:rPr>
+        <w:t xml:space="preserve"> (Um artigo que aborda os princípios básicos da tomografia computadorizada). </w:t>
+      </w:r>
+    </w:p>
+    <w:p>
+      <w:pPr>
+        <w:spacing w:line="360" w:lineRule="auto"/>
+        <w:jc w:val="both"/>
+        <w:rPr>
+          <w:rFonts w:ascii="Times New Roman" w:hAnsi="Times New Roman" w:cs="Times New Roman"/>
+          <w:lang w:val="pt-BR"/>
+        </w:rPr>
+      </w:pPr>
+      <w:proofErr w:type="spellStart"/>
+      <w:r>
+        <w:rPr>
+          <w:rFonts w:ascii="Times New Roman" w:hAnsi="Times New Roman" w:cs="Times New Roman"/>
+          <w:lang w:val="pt-BR"/>
+        </w:rPr>
+        <w:t>Computed</w:t>
+      </w:r>
+      <w:proofErr w:type="spellEnd"/>
+      <w:r>
+        <w:rPr>
+          <w:rFonts w:ascii="Times New Roman" w:hAnsi="Times New Roman" w:cs="Times New Roman"/>
+          <w:lang w:val="pt-BR"/>
+        </w:rPr>
+        <w:t xml:space="preserve"> </w:t>
+      </w:r>
+      <w:proofErr w:type="spellStart"/>
+      <w:r>
+        <w:rPr>
+          <w:rFonts w:ascii="Times New Roman" w:hAnsi="Times New Roman" w:cs="Times New Roman"/>
+          <w:lang w:val="pt-BR"/>
+        </w:rPr>
+        <w:t>Tomography</w:t>
+      </w:r>
+      <w:proofErr w:type="spellEnd"/>
+      <w:r>
+        <w:rPr>
+          <w:rFonts w:ascii="Times New Roman" w:hAnsi="Times New Roman" w:cs="Times New Roman"/>
+          <w:lang w:val="pt-BR"/>
+        </w:rPr>
+        <w:t xml:space="preserve"> - its </w:t>
+      </w:r>
+      <w:proofErr w:type="spellStart"/>
+      <w:r>
+        <w:rPr>
+          <w:rFonts w:ascii="Times New Roman" w:hAnsi="Times New Roman" w:cs="Times New Roman"/>
+          <w:lang w:val="pt-BR"/>
+        </w:rPr>
+        <w:t>Development</w:t>
+      </w:r>
+      <w:proofErr w:type="spellEnd"/>
+      <w:r>
+        <w:rPr>
+          <w:rFonts w:ascii="Times New Roman" w:hAnsi="Times New Roman" w:cs="Times New Roman"/>
+          <w:lang w:val="pt-BR"/>
+        </w:rPr>
+        <w:t xml:space="preserve">, </w:t>
+      </w:r>
+      <w:proofErr w:type="spellStart"/>
+      <w:r>
+        <w:rPr>
+          <w:rFonts w:ascii="Times New Roman" w:hAnsi="Times New Roman" w:cs="Times New Roman"/>
+          <w:lang w:val="pt-BR"/>
+        </w:rPr>
+        <w:t>Principle</w:t>
+      </w:r>
+      <w:proofErr w:type="spellEnd"/>
+      <w:r>
+        <w:rPr>
+          <w:rFonts w:ascii="Times New Roman" w:hAnsi="Times New Roman" w:cs="Times New Roman"/>
+          <w:lang w:val="pt-BR"/>
+        </w:rPr>
+        <w:t xml:space="preserve"> </w:t>
+      </w:r>
+      <w:proofErr w:type="spellStart"/>
+      <w:r>
+        <w:rPr>
+          <w:rFonts w:ascii="Times New Roman" w:hAnsi="Times New Roman" w:cs="Times New Roman"/>
+          <w:lang w:val="pt-BR"/>
+        </w:rPr>
+        <w:t>and</w:t>
+      </w:r>
+      <w:proofErr w:type="spellEnd"/>
+      <w:r>
+        <w:rPr>
+          <w:rFonts w:ascii="Times New Roman" w:hAnsi="Times New Roman" w:cs="Times New Roman"/>
+          <w:lang w:val="pt-BR"/>
+        </w:rPr>
+        <w:t xml:space="preserve"> </w:t>
+      </w:r>
+      <w:proofErr w:type="spellStart"/>
+      <w:r>
+        <w:rPr>
+          <w:rFonts w:ascii="Times New Roman" w:hAnsi="Times New Roman" w:cs="Times New Roman"/>
+          <w:lang w:val="pt-BR"/>
+        </w:rPr>
+        <w:t>Image</w:t>
+      </w:r>
+      <w:proofErr w:type="spellEnd"/>
+      <w:r>
+        <w:rPr>
+          <w:rFonts w:ascii="Times New Roman" w:hAnsi="Times New Roman" w:cs="Times New Roman"/>
+          <w:lang w:val="pt-BR"/>
+        </w:rPr>
+        <w:t xml:space="preserve"> </w:t>
+      </w:r>
+      <w:proofErr w:type="spellStart"/>
+      <w:r>
+        <w:rPr>
+          <w:rFonts w:ascii="Times New Roman" w:hAnsi="Times New Roman" w:cs="Times New Roman"/>
+          <w:lang w:val="pt-BR"/>
+        </w:rPr>
+        <w:t>Artifacts</w:t>
+      </w:r>
+      <w:proofErr w:type="spellEnd"/>
+      <w:r>
+        <w:rPr>
+          <w:rFonts w:ascii="Times New Roman" w:hAnsi="Times New Roman" w:cs="Times New Roman"/>
+          <w:lang w:val="pt-BR"/>
+        </w:rPr>
+        <w:t xml:space="preserve"> (Artigo sobre o desenvolvimento, princípio e artefatos em imagens de TC). </w:t>
+      </w:r>
+    </w:p>
+    <w:p>
+      <w:pPr>
+        <w:spacing w:line="360" w:lineRule="auto"/>
+        <w:jc w:val="both"/>
+        <w:rPr>
+          <w:rFonts w:ascii="Times New Roman" w:hAnsi="Times New Roman" w:cs="Times New Roman"/>
+          <w:lang w:val="pt-BR"/>
+        </w:rPr>
+      </w:pPr>
+      <w:r>
+        <w:rPr>
+          <w:rFonts w:ascii="Times New Roman" w:hAnsi="Times New Roman" w:cs="Times New Roman"/>
+          <w:lang w:val="pt-BR"/>
+        </w:rPr>
+        <w:t xml:space="preserve">CT </w:t>
+      </w:r>
+      <w:proofErr w:type="spellStart"/>
+      <w:r>
+        <w:rPr>
+          <w:rFonts w:ascii="Times New Roman" w:hAnsi="Times New Roman" w:cs="Times New Roman"/>
+          <w:lang w:val="pt-BR"/>
+        </w:rPr>
+        <w:t>Scan</w:t>
+      </w:r>
+      <w:proofErr w:type="spellEnd"/>
+      <w:r>
+        <w:rPr>
+          <w:rFonts w:ascii="Times New Roman" w:hAnsi="Times New Roman" w:cs="Times New Roman"/>
+          <w:lang w:val="pt-BR"/>
+        </w:rPr>
+        <w:t xml:space="preserve"> - </w:t>
+      </w:r>
+      <w:proofErr w:type="spellStart"/>
+      <w:r>
+        <w:rPr>
+          <w:rFonts w:ascii="Times New Roman" w:hAnsi="Times New Roman" w:cs="Times New Roman"/>
+          <w:lang w:val="pt-BR"/>
+        </w:rPr>
+        <w:t>StatPearls</w:t>
+      </w:r>
+      <w:proofErr w:type="spellEnd"/>
+      <w:r>
+        <w:rPr>
+          <w:rFonts w:ascii="Times New Roman" w:hAnsi="Times New Roman" w:cs="Times New Roman"/>
+          <w:lang w:val="pt-BR"/>
+        </w:rPr>
+        <w:t xml:space="preserve"> - NCBI Bookshelf (Uma página do NCBI Bookshelf que explica os fundamentos do CT </w:t>
+      </w:r>
+      <w:proofErr w:type="spellStart"/>
+      <w:r>
+        <w:rPr>
+          <w:rFonts w:ascii="Times New Roman" w:hAnsi="Times New Roman" w:cs="Times New Roman"/>
+          <w:lang w:val="pt-BR"/>
+        </w:rPr>
+        <w:t>scan</w:t>
+      </w:r>
+      <w:proofErr w:type="spellEnd"/>
+      <w:r>
+        <w:rPr>
+          <w:rFonts w:ascii="Times New Roman" w:hAnsi="Times New Roman" w:cs="Times New Roman"/>
+          <w:lang w:val="pt-BR"/>
+        </w:rPr>
+        <w:t xml:space="preserve">). </w:t>
+      </w:r>
+    </w:p>
+    <w:p>
+      <w:pPr>
+        <w:spacing w:line="360" w:lineRule="auto"/>
+        <w:jc w:val="both"/>
+        <w:rPr>
+          <w:rFonts w:ascii="Times New Roman" w:hAnsi="Times New Roman" w:cs="Times New Roman"/>
+          <w:lang w:val="pt-BR"/>
+        </w:rPr>
+      </w:pPr>
+      <w:r>
+        <w:rPr>
+          <w:rFonts w:ascii="Times New Roman" w:hAnsi="Times New Roman" w:cs="Times New Roman"/>
+          <w:lang w:val="pt-BR"/>
+        </w:rPr>
+        <w:t xml:space="preserve">CT </w:t>
+      </w:r>
+      <w:proofErr w:type="spellStart"/>
+      <w:r>
+        <w:rPr>
+          <w:rFonts w:ascii="Times New Roman" w:hAnsi="Times New Roman" w:cs="Times New Roman"/>
+          <w:lang w:val="pt-BR"/>
+        </w:rPr>
+        <w:t>scan</w:t>
+      </w:r>
+      <w:proofErr w:type="spellEnd"/>
+      <w:r>
+        <w:rPr>
+          <w:rFonts w:ascii="Times New Roman" w:hAnsi="Times New Roman" w:cs="Times New Roman"/>
+          <w:lang w:val="pt-BR"/>
+        </w:rPr>
+        <w:t xml:space="preserve"> - Wikipedia (A página da Wikipédia sobre CT </w:t>
+      </w:r>
+      <w:proofErr w:type="spellStart"/>
+      <w:r>
+        <w:rPr>
+          <w:rFonts w:ascii="Times New Roman" w:hAnsi="Times New Roman" w:cs="Times New Roman"/>
+          <w:lang w:val="pt-BR"/>
+        </w:rPr>
+        <w:t>scan</w:t>
+      </w:r>
+      <w:proofErr w:type="spellEnd"/>
+      <w:r>
+        <w:rPr>
+          <w:rFonts w:ascii="Times New Roman" w:hAnsi="Times New Roman" w:cs="Times New Roman"/>
+          <w:lang w:val="pt-BR"/>
+        </w:rPr>
+        <w:t xml:space="preserve"> pode fornecer uma visão geral e links para referências adicionais). </w:t>
+      </w:r>
+    </w:p>
+    <w:p>
+      <w:pPr>
+        <w:spacing w:line="360" w:lineRule="auto"/>
+        <w:jc w:val="both"/>
+        <w:rPr>
+          <w:rFonts w:ascii="Times New Roman" w:hAnsi="Times New Roman" w:cs="Times New Roman"/>
+          <w:lang w:val="pt-BR"/>
+        </w:rPr>
+      </w:pPr>
+      <w:r>
+        <w:rPr>
+          <w:rFonts w:ascii="Times New Roman" w:hAnsi="Times New Roman" w:cs="Times New Roman"/>
+          <w:lang w:val="pt-BR"/>
+        </w:rPr>
+        <w:t xml:space="preserve">The Role </w:t>
+      </w:r>
+      <w:proofErr w:type="spellStart"/>
+      <w:r>
+        <w:rPr>
+          <w:rFonts w:ascii="Times New Roman" w:hAnsi="Times New Roman" w:cs="Times New Roman"/>
+          <w:lang w:val="pt-BR"/>
+        </w:rPr>
+        <w:t>of</w:t>
+      </w:r>
+      <w:proofErr w:type="spellEnd"/>
+      <w:r>
+        <w:rPr>
+          <w:rFonts w:ascii="Times New Roman" w:hAnsi="Times New Roman" w:cs="Times New Roman"/>
+          <w:lang w:val="pt-BR"/>
+        </w:rPr>
+        <w:t xml:space="preserve"> CT </w:t>
+      </w:r>
+      <w:proofErr w:type="spellStart"/>
+      <w:r>
+        <w:rPr>
+          <w:rFonts w:ascii="Times New Roman" w:hAnsi="Times New Roman" w:cs="Times New Roman"/>
+          <w:lang w:val="pt-BR"/>
+        </w:rPr>
+        <w:t>Scans</w:t>
+      </w:r>
+      <w:proofErr w:type="spellEnd"/>
+      <w:r>
+        <w:rPr>
+          <w:rFonts w:ascii="Times New Roman" w:hAnsi="Times New Roman" w:cs="Times New Roman"/>
+          <w:lang w:val="pt-BR"/>
+        </w:rPr>
+        <w:t xml:space="preserve"> in </w:t>
+      </w:r>
+      <w:proofErr w:type="spellStart"/>
+      <w:r>
+        <w:rPr>
+          <w:rFonts w:ascii="Times New Roman" w:hAnsi="Times New Roman" w:cs="Times New Roman"/>
+          <w:lang w:val="pt-BR"/>
+        </w:rPr>
+        <w:t>Modern</w:t>
+      </w:r>
+      <w:proofErr w:type="spellEnd"/>
+      <w:r>
+        <w:rPr>
+          <w:rFonts w:ascii="Times New Roman" w:hAnsi="Times New Roman" w:cs="Times New Roman"/>
+          <w:lang w:val="pt-BR"/>
+        </w:rPr>
+        <w:t xml:space="preserve"> Medical </w:t>
+      </w:r>
+      <w:proofErr w:type="spellStart"/>
+      <w:r>
+        <w:rPr>
+          <w:rFonts w:ascii="Times New Roman" w:hAnsi="Times New Roman" w:cs="Times New Roman"/>
+          <w:lang w:val="pt-BR"/>
+        </w:rPr>
+        <w:t>Diagnosis</w:t>
+      </w:r>
+      <w:proofErr w:type="spellEnd"/>
+      <w:r>
+        <w:rPr>
+          <w:rFonts w:ascii="Times New Roman" w:hAnsi="Times New Roman" w:cs="Times New Roman"/>
+          <w:lang w:val="pt-BR"/>
+        </w:rPr>
+        <w:t xml:space="preserve"> </w:t>
+      </w:r>
+      <w:proofErr w:type="spellStart"/>
+      <w:r>
+        <w:rPr>
+          <w:rFonts w:ascii="Times New Roman" w:hAnsi="Times New Roman" w:cs="Times New Roman"/>
+          <w:lang w:val="pt-BR"/>
+        </w:rPr>
+        <w:t>and</w:t>
+      </w:r>
+      <w:proofErr w:type="spellEnd"/>
+      <w:r>
+        <w:rPr>
+          <w:rFonts w:ascii="Times New Roman" w:hAnsi="Times New Roman" w:cs="Times New Roman"/>
+          <w:lang w:val="pt-BR"/>
+        </w:rPr>
+        <w:t xml:space="preserve"> </w:t>
+      </w:r>
+      <w:proofErr w:type="spellStart"/>
+      <w:r>
+        <w:rPr>
+          <w:rFonts w:ascii="Times New Roman" w:hAnsi="Times New Roman" w:cs="Times New Roman"/>
+          <w:lang w:val="pt-BR"/>
+        </w:rPr>
+        <w:t>Treatment</w:t>
+      </w:r>
+      <w:proofErr w:type="spellEnd"/>
+      <w:r>
+        <w:rPr>
+          <w:rFonts w:ascii="Times New Roman" w:hAnsi="Times New Roman" w:cs="Times New Roman"/>
+          <w:lang w:val="pt-BR"/>
+        </w:rPr>
+        <w:t xml:space="preserve"> - </w:t>
+      </w:r>
+      <w:proofErr w:type="spellStart"/>
+      <w:r>
+        <w:rPr>
+          <w:rFonts w:ascii="Times New Roman" w:hAnsi="Times New Roman" w:cs="Times New Roman"/>
+          <w:lang w:val="pt-BR"/>
+        </w:rPr>
+        <w:t>Aithor</w:t>
+      </w:r>
+      <w:proofErr w:type="spellEnd"/>
+      <w:r>
+        <w:rPr>
+          <w:rFonts w:ascii="Times New Roman" w:hAnsi="Times New Roman" w:cs="Times New Roman"/>
+          <w:lang w:val="pt-BR"/>
+        </w:rPr>
+        <w:t xml:space="preserve"> (Artigo sobre o papel dos CT </w:t>
+      </w:r>
+      <w:proofErr w:type="spellStart"/>
+      <w:r>
+        <w:rPr>
+          <w:rFonts w:ascii="Times New Roman" w:hAnsi="Times New Roman" w:cs="Times New Roman"/>
+          <w:lang w:val="pt-BR"/>
+        </w:rPr>
+        <w:t>scans</w:t>
+      </w:r>
+      <w:proofErr w:type="spellEnd"/>
+      <w:r>
+        <w:rPr>
+          <w:rFonts w:ascii="Times New Roman" w:hAnsi="Times New Roman" w:cs="Times New Roman"/>
+          <w:lang w:val="pt-BR"/>
+        </w:rPr>
+        <w:t xml:space="preserve"> no diagnóstico e tratamento médico moderno). </w:t>
+      </w:r>
+    </w:p>
+    <w:p>
+      <w:pPr>
+        <w:spacing w:line="360" w:lineRule="auto"/>
+        <w:jc w:val="both"/>
+        <w:rPr>
+          <w:rFonts w:ascii="Times New Roman" w:hAnsi="Times New Roman" w:cs="Times New Roman"/>
+          <w:lang w:val="pt-BR"/>
+        </w:rPr>
+      </w:pPr>
+      <w:r>
+        <w:rPr>
+          <w:rFonts w:ascii="Times New Roman" w:hAnsi="Times New Roman" w:cs="Times New Roman"/>
+        </w:rPr>
+        <w:t xml:space="preserve">An Overview of Computed Tomography: What it is and How it Works? </w:t>
+      </w:r>
+      <w:r>
+        <w:rPr>
+          <w:rFonts w:ascii="Times New Roman" w:hAnsi="Times New Roman" w:cs="Times New Roman"/>
+          <w:lang w:val="pt-BR"/>
+        </w:rPr>
+        <w:t xml:space="preserve">(Visão geral sobre o que é a tomografia computadorizada e como ela funciona). </w:t>
+      </w:r>
+    </w:p>
+    <w:p>
+      <w:pPr>
+        <w:spacing w:line="360" w:lineRule="auto"/>
+        <w:jc w:val="both"/>
+        <w:rPr>
+          <w:rFonts w:ascii="Times New Roman" w:hAnsi="Times New Roman" w:cs="Times New Roman"/>
+          <w:lang w:val="pt-BR"/>
+        </w:rPr>
+      </w:pPr>
+      <w:r>
+        <w:rPr>
+          <w:rFonts w:ascii="Times New Roman" w:hAnsi="Times New Roman" w:cs="Times New Roman"/>
+          <w:lang w:val="pt-BR"/>
+        </w:rPr>
+        <w:t>CT (Comp</w:t>
+      </w:r>
+      <w:proofErr w:type="spellStart"/>
+      <w:r>
+        <w:rPr>
+          <w:rFonts w:ascii="Times New Roman" w:hAnsi="Times New Roman" w:cs="Times New Roman"/>
+          <w:lang w:val="pt-BR"/>
+        </w:rPr>
+        <w:t>uted</w:t>
+      </w:r>
+      <w:proofErr w:type="spellEnd"/>
+      <w:r>
+        <w:rPr>
+          <w:rFonts w:ascii="Times New Roman" w:hAnsi="Times New Roman" w:cs="Times New Roman"/>
+          <w:lang w:val="pt-BR"/>
+        </w:rPr>
+        <w:t xml:space="preserve"> </w:t>
+      </w:r>
+      <w:proofErr w:type="spellStart"/>
+      <w:r>
+        <w:rPr>
+          <w:rFonts w:ascii="Times New Roman" w:hAnsi="Times New Roman" w:cs="Times New Roman"/>
+          <w:lang w:val="pt-BR"/>
+        </w:rPr>
+        <w:t>Tomography</w:t>
+      </w:r>
+      <w:proofErr w:type="spellEnd"/>
+      <w:r>
+        <w:rPr>
+          <w:rFonts w:ascii="Times New Roman" w:hAnsi="Times New Roman" w:cs="Times New Roman"/>
+          <w:lang w:val="pt-BR"/>
+        </w:rPr>
+        <w:t xml:space="preserve">) </w:t>
+      </w:r>
+      <w:proofErr w:type="spellStart"/>
+      <w:r>
+        <w:rPr>
+          <w:rFonts w:ascii="Times New Roman" w:hAnsi="Times New Roman" w:cs="Times New Roman"/>
+          <w:lang w:val="pt-BR"/>
+        </w:rPr>
+        <w:t>Scan</w:t>
+      </w:r>
+      <w:proofErr w:type="spellEnd"/>
+      <w:r>
+        <w:rPr>
+          <w:rFonts w:ascii="Times New Roman" w:hAnsi="Times New Roman" w:cs="Times New Roman"/>
+          <w:lang w:val="pt-BR"/>
+        </w:rPr>
+        <w:t xml:space="preserve">: </w:t>
+      </w:r>
+      <w:proofErr w:type="spellStart"/>
+      <w:r>
+        <w:rPr>
+          <w:rFonts w:ascii="Times New Roman" w:hAnsi="Times New Roman" w:cs="Times New Roman"/>
+          <w:lang w:val="pt-BR"/>
+        </w:rPr>
+        <w:t>What</w:t>
+      </w:r>
+      <w:proofErr w:type="spellEnd"/>
+      <w:r>
+        <w:rPr>
+          <w:rFonts w:ascii="Times New Roman" w:hAnsi="Times New Roman" w:cs="Times New Roman"/>
+          <w:lang w:val="pt-BR"/>
+        </w:rPr>
+        <w:t xml:space="preserve"> It </w:t>
+      </w:r>
+      <w:proofErr w:type="spellStart"/>
+      <w:r>
+        <w:rPr>
+          <w:rFonts w:ascii="Times New Roman" w:hAnsi="Times New Roman" w:cs="Times New Roman"/>
+          <w:lang w:val="pt-BR"/>
+        </w:rPr>
+        <w:t>Detects</w:t>
+      </w:r>
+      <w:proofErr w:type="spellEnd"/>
+      <w:r>
+        <w:rPr>
+          <w:rFonts w:ascii="Times New Roman" w:hAnsi="Times New Roman" w:cs="Times New Roman"/>
+          <w:lang w:val="pt-BR"/>
+        </w:rPr>
+        <w:t xml:space="preserve"> - Cleveland Clinic (Página da Cleveland Clinic sobre o que um CT </w:t>
+      </w:r>
+      <w:proofErr w:type="spellStart"/>
+      <w:r>
+        <w:rPr>
+          <w:rFonts w:ascii="Times New Roman" w:hAnsi="Times New Roman" w:cs="Times New Roman"/>
+          <w:lang w:val="pt-BR"/>
+        </w:rPr>
+        <w:t>scan</w:t>
+      </w:r>
+      <w:proofErr w:type="spellEnd"/>
+      <w:r>
+        <w:rPr>
+          <w:rFonts w:ascii="Times New Roman" w:hAnsi="Times New Roman" w:cs="Times New Roman"/>
+          <w:lang w:val="pt-BR"/>
+        </w:rPr>
+        <w:t xml:space="preserve"> pode detectar).</w:t>
+      </w:r>
     </w:p>
     <w:sectPr>
       <w:pgSz w:w="11906" w:h="16838"/>
@@ -182,6 +2647,7 @@
       <w:r>
         <w:rPr>
           <w:rFonts w:ascii="Arial" w:hAnsi="Arial" w:cs="Arial"/>
+          <w:lang w:val="pt-BR"/>
         </w:rPr>
         <w:t xml:space="preserve"> </w:t>
       </w:r>
@@ -190,11 +2656,276 @@
           <w:rFonts w:ascii="Arial" w:hAnsi="Arial" w:cs="Arial"/>
           <w:lang w:val="pt-BR"/>
         </w:rPr>
-        <w:t xml:space="preserve">Graduando pós inteligência artificial Senac </w:t>
+        <w:t>Cursando</w:t>
+      </w:r>
+      <w:r>
+        <w:rPr>
+          <w:rFonts w:ascii="Arial" w:hAnsi="Arial" w:cs="Arial"/>
+          <w:lang w:val="pt-BR"/>
+        </w:rPr>
+        <w:t xml:space="preserve"> </w:t>
+      </w:r>
+      <w:r>
+        <w:rPr>
+          <w:rFonts w:ascii="Arial" w:hAnsi="Arial" w:cs="Arial"/>
+          <w:lang w:val="pt-BR"/>
+        </w:rPr>
+        <w:t>de</w:t>
+      </w:r>
+      <w:r>
+        <w:rPr>
+          <w:rFonts w:ascii="Arial" w:hAnsi="Arial" w:cs="Arial"/>
+          <w:lang w:val="pt-BR"/>
+        </w:rPr>
+        <w:t xml:space="preserve"> pós-graduação em inteligência artificial</w:t>
+      </w:r>
+      <w:r>
+        <w:rPr>
+          <w:rFonts w:ascii="Arial" w:hAnsi="Arial" w:cs="Arial"/>
+          <w:lang w:val="pt-BR"/>
+        </w:rPr>
+        <w:t xml:space="preserve"> pelo Centro Universitário Senac</w:t>
       </w:r>
     </w:p>
   </w:footnote>
 </w:footnotes>
+</file>
+
+<file path=word/numbering.xml><?xml version="1.0" encoding="utf-8"?>
+<w:numbering xmlns:wpc="http://schemas.microsoft.com/office/word/2010/wordprocessingCanvas" xmlns:cx="http://schemas.microsoft.com/office/drawing/2014/chartex" xmlns:cx1="http://schemas.microsoft.com/office/drawing/2015/9/8/chartex" xmlns:cx2="http://schemas.microsoft.com/office/drawing/2015/10/21/chartex" xmlns:cx3="http://schemas.microsoft.com/office/drawing/2016/5/9/chartex" xmlns:cx4="http://schemas.microsoft.com/office/drawing/2016/5/10/chartex" xmlns:cx5="http://schemas.microsoft.com/office/drawing/2016/5/11/chartex" xmlns:cx6="http://schemas.microsoft.com/office/drawing/2016/5/12/chartex" xmlns:cx7="http://schemas.microsoft.com/office/drawing/2016/5/13/chartex" xmlns:cx8="http://schemas.microsoft.com/office/drawing/2016/5/14/chartex" xmlns:mc="http://schemas.openxmlformats.org/markup-compatibility/2006" xmlns:aink="http://schemas.microsoft.com/office/drawing/2016/ink" xmlns:am3d="http://schemas.microsoft.com/office/drawing/2017/model3d" xmlns:o="urn:schemas-microsoft-com:office:office" xmlns:oel="http://schemas.microsoft.com/office/2019/extlst" xmlns:r="http://schemas.openxmlformats.org/officeDocument/2006/relationships" xmlns:m="http://schemas.openxmlformats.org/officeDocument/2006/math" xmlns:v="urn:schemas-microsoft-com:vml" xmlns:wp14="http://schemas.microsoft.com/office/word/2010/wordprocessingDrawing" xmlns:wp="http://schemas.openxmlformats.org/drawingml/2006/wordprocessingDrawing" xmlns:w10="urn:schemas-microsoft-com:office:word" xmlns:w="http://schemas.openxmlformats.org/wordprocessingml/2006/main" xmlns:w14="http://schemas.microsoft.com/office/word/2010/wordml" xmlns:w15="http://schemas.microsoft.com/office/word/2012/wordml" xmlns:w16cex="http://schemas.microsoft.com/office/word/2018/wordml/cex" xmlns:w16cid="http://schemas.microsoft.com/office/word/2016/wordml/cid" xmlns:w16="http://schemas.microsoft.com/office/word/2018/wordml" xmlns:w16du="http://schemas.microsoft.com/office/word/2023/wordml/word16du" xmlns:w16sdtdh="http://schemas.microsoft.com/office/word/2020/wordml/sdtdatahash" xmlns:w16sdtfl="http://schemas.microsoft.com/office/word/2024/wordml/sdtformatlock" xmlns:w16se="http://schemas.microsoft.com/office/word/2015/wordml/symex" xmlns:wpg="http://schemas.microsoft.com/office/word/2010/wordprocessingGroup" xmlns:wpi="http://schemas.microsoft.com/office/word/2010/wordprocessingInk" xmlns:wne="http://schemas.microsoft.com/office/word/2006/wordml" xmlns:wps="http://schemas.microsoft.com/office/word/2010/wordprocessingShape" mc:Ignorable="w14 w15 w16se w16cid w16 w16cex w16sdtdh w16sdtfl w16du wp14">
+  <w:abstractNum w:abstractNumId="0" w15:restartNumberingAfterBreak="0">
+    <w:nsid w:val="245D3E10"/>
+    <w:multiLevelType w:val="multilevel"/>
+    <w:tmpl w:val="543E67F8"/>
+    <w:lvl w:ilvl="0">
+      <w:start w:val="1"/>
+      <w:numFmt w:val="decimal"/>
+      <w:lvlText w:val="%1."/>
+      <w:lvlJc w:val="left"/>
+      <w:pPr>
+        <w:tabs>
+          <w:tab w:val="num" w:pos="720"/>
+        </w:tabs>
+        <w:ind w:left="720" w:hanging="360"/>
+      </w:pPr>
+    </w:lvl>
+    <w:lvl w:ilvl="1" w:tentative="1">
+      <w:start w:val="1"/>
+      <w:numFmt w:val="decimal"/>
+      <w:lvlText w:val="%2."/>
+      <w:lvlJc w:val="left"/>
+      <w:pPr>
+        <w:tabs>
+          <w:tab w:val="num" w:pos="1440"/>
+        </w:tabs>
+        <w:ind w:left="1440" w:hanging="360"/>
+      </w:pPr>
+    </w:lvl>
+    <w:lvl w:ilvl="2" w:tentative="1">
+      <w:start w:val="1"/>
+      <w:numFmt w:val="decimal"/>
+      <w:lvlText w:val="%3."/>
+      <w:lvlJc w:val="left"/>
+      <w:pPr>
+        <w:tabs>
+          <w:tab w:val="num" w:pos="2160"/>
+        </w:tabs>
+        <w:ind w:left="2160" w:hanging="360"/>
+      </w:pPr>
+    </w:lvl>
+    <w:lvl w:ilvl="3" w:tentative="1">
+      <w:start w:val="1"/>
+      <w:numFmt w:val="decimal"/>
+      <w:lvlText w:val="%4."/>
+      <w:lvlJc w:val="left"/>
+      <w:pPr>
+        <w:tabs>
+          <w:tab w:val="num" w:pos="2880"/>
+        </w:tabs>
+        <w:ind w:left="2880" w:hanging="360"/>
+      </w:pPr>
+    </w:lvl>
+    <w:lvl w:ilvl="4" w:tentative="1">
+      <w:start w:val="1"/>
+      <w:numFmt w:val="decimal"/>
+      <w:lvlText w:val="%5."/>
+      <w:lvlJc w:val="left"/>
+      <w:pPr>
+        <w:tabs>
+          <w:tab w:val="num" w:pos="3600"/>
+        </w:tabs>
+        <w:ind w:left="3600" w:hanging="360"/>
+      </w:pPr>
+    </w:lvl>
+    <w:lvl w:ilvl="5" w:tentative="1">
+      <w:start w:val="1"/>
+      <w:numFmt w:val="decimal"/>
+      <w:lvlText w:val="%6."/>
+      <w:lvlJc w:val="left"/>
+      <w:pPr>
+        <w:tabs>
+          <w:tab w:val="num" w:pos="4320"/>
+        </w:tabs>
+        <w:ind w:left="4320" w:hanging="360"/>
+      </w:pPr>
+    </w:lvl>
+    <w:lvl w:ilvl="6" w:tentative="1">
+      <w:start w:val="1"/>
+      <w:numFmt w:val="decimal"/>
+      <w:lvlText w:val="%7."/>
+      <w:lvlJc w:val="left"/>
+      <w:pPr>
+        <w:tabs>
+          <w:tab w:val="num" w:pos="5040"/>
+        </w:tabs>
+        <w:ind w:left="5040" w:hanging="360"/>
+      </w:pPr>
+    </w:lvl>
+    <w:lvl w:ilvl="7" w:tentative="1">
+      <w:start w:val="1"/>
+      <w:numFmt w:val="decimal"/>
+      <w:lvlText w:val="%8."/>
+      <w:lvlJc w:val="left"/>
+      <w:pPr>
+        <w:tabs>
+          <w:tab w:val="num" w:pos="5760"/>
+        </w:tabs>
+        <w:ind w:left="5760" w:hanging="360"/>
+      </w:pPr>
+    </w:lvl>
+    <w:lvl w:ilvl="8" w:tentative="1">
+      <w:start w:val="1"/>
+      <w:numFmt w:val="decimal"/>
+      <w:lvlText w:val="%9."/>
+      <w:lvlJc w:val="left"/>
+      <w:pPr>
+        <w:tabs>
+          <w:tab w:val="num" w:pos="6480"/>
+        </w:tabs>
+        <w:ind w:left="6480" w:hanging="360"/>
+      </w:pPr>
+    </w:lvl>
+  </w:abstractNum>
+  <w:abstractNum w:abstractNumId="1" w15:restartNumberingAfterBreak="0">
+    <w:nsid w:val="6D674AE2"/>
+    <w:multiLevelType w:val="multilevel"/>
+    <w:tmpl w:val="F3665B72"/>
+    <w:lvl w:ilvl="0">
+      <w:start w:val="1"/>
+      <w:numFmt w:val="decimal"/>
+      <w:lvlText w:val="%1."/>
+      <w:lvlJc w:val="left"/>
+      <w:pPr>
+        <w:tabs>
+          <w:tab w:val="num" w:pos="720"/>
+        </w:tabs>
+        <w:ind w:left="720" w:hanging="360"/>
+      </w:pPr>
+    </w:lvl>
+    <w:lvl w:ilvl="1" w:tentative="1">
+      <w:start w:val="1"/>
+      <w:numFmt w:val="decimal"/>
+      <w:lvlText w:val="%2."/>
+      <w:lvlJc w:val="left"/>
+      <w:pPr>
+        <w:tabs>
+          <w:tab w:val="num" w:pos="1440"/>
+        </w:tabs>
+        <w:ind w:left="1440" w:hanging="360"/>
+      </w:pPr>
+    </w:lvl>
+    <w:lvl w:ilvl="2" w:tentative="1">
+      <w:start w:val="1"/>
+      <w:numFmt w:val="decimal"/>
+      <w:lvlText w:val="%3."/>
+      <w:lvlJc w:val="left"/>
+      <w:pPr>
+        <w:tabs>
+          <w:tab w:val="num" w:pos="2160"/>
+        </w:tabs>
+        <w:ind w:left="2160" w:hanging="360"/>
+      </w:pPr>
+    </w:lvl>
+    <w:lvl w:ilvl="3" w:tentative="1">
+      <w:start w:val="1"/>
+      <w:numFmt w:val="decimal"/>
+      <w:lvlText w:val="%4."/>
+      <w:lvlJc w:val="left"/>
+      <w:pPr>
+        <w:tabs>
+          <w:tab w:val="num" w:pos="2880"/>
+        </w:tabs>
+        <w:ind w:left="2880" w:hanging="360"/>
+      </w:pPr>
+    </w:lvl>
+    <w:lvl w:ilvl="4" w:tentative="1">
+      <w:start w:val="1"/>
+      <w:numFmt w:val="decimal"/>
+      <w:lvlText w:val="%5."/>
+      <w:lvlJc w:val="left"/>
+      <w:pPr>
+        <w:tabs>
+          <w:tab w:val="num" w:pos="3600"/>
+        </w:tabs>
+        <w:ind w:left="3600" w:hanging="360"/>
+      </w:pPr>
+    </w:lvl>
+    <w:lvl w:ilvl="5" w:tentative="1">
+      <w:start w:val="1"/>
+      <w:numFmt w:val="decimal"/>
+      <w:lvlText w:val="%6."/>
+      <w:lvlJc w:val="left"/>
+      <w:pPr>
+        <w:tabs>
+          <w:tab w:val="num" w:pos="4320"/>
+        </w:tabs>
+        <w:ind w:left="4320" w:hanging="360"/>
+      </w:pPr>
+    </w:lvl>
+    <w:lvl w:ilvl="6" w:tentative="1">
+      <w:start w:val="1"/>
+      <w:numFmt w:val="decimal"/>
+      <w:lvlText w:val="%7."/>
+      <w:lvlJc w:val="left"/>
+      <w:pPr>
+        <w:tabs>
+          <w:tab w:val="num" w:pos="5040"/>
+        </w:tabs>
+        <w:ind w:left="5040" w:hanging="360"/>
+      </w:pPr>
+    </w:lvl>
+    <w:lvl w:ilvl="7" w:tentative="1">
+      <w:start w:val="1"/>
+      <w:numFmt w:val="decimal"/>
+      <w:lvlText w:val="%8."/>
+      <w:lvlJc w:val="left"/>
+      <w:pPr>
+        <w:tabs>
+          <w:tab w:val="num" w:pos="5760"/>
+        </w:tabs>
+        <w:ind w:left="5760" w:hanging="360"/>
+      </w:pPr>
+    </w:lvl>
+    <w:lvl w:ilvl="8" w:tentative="1">
+      <w:start w:val="1"/>
+      <w:numFmt w:val="decimal"/>
+      <w:lvlText w:val="%9."/>
+      <w:lvlJc w:val="left"/>
+      <w:pPr>
+        <w:tabs>
+          <w:tab w:val="num" w:pos="6480"/>
+        </w:tabs>
+        <w:ind w:left="6480" w:hanging="360"/>
+      </w:pPr>
+    </w:lvl>
+  </w:abstractNum>
+  <w:num w:numId="1" w16cid:durableId="1062483547">
+    <w:abstractNumId w:val="1"/>
+  </w:num>
+  <w:num w:numId="2" w16cid:durableId="2054769193">
+    <w:abstractNumId w:val="0"/>
+  </w:num>
+</w:numbering>
 </file>
 
 <file path=word/styles.xml><?xml version="1.0" encoding="utf-8"?>
@@ -1152,6 +3883,17 @@
       <w:vertAlign w:val="superscript"/>
     </w:rPr>
   </w:style>
+  <w:style w:type="paragraph" w:styleId="NormalWeb">
+    <w:name w:val="Normal (Web)"/>
+    <w:basedOn w:val="Normal"/>
+    <w:uiPriority w:val="99"/>
+    <w:semiHidden/>
+    <w:unhideWhenUsed/>
+    <w:rsid w:val="000F48BC"/>
+    <w:rPr>
+      <w:rFonts w:ascii="Times New Roman" w:hAnsi="Times New Roman" w:cs="Times New Roman"/>
+    </w:rPr>
+  </w:style>
 </w:styles>
 </file>
 
@@ -1460,4 +4202,10 @@
     <ds:schemaRef ds:uri="http://schemas.openxmlformats.org/officeDocument/2006/bibliography"/>
   </ds:schemaRefs>
 </ds:datastoreItem>
+</file>
+
+<file path=docMetadata/LabelInfo.xml><?xml version="1.0" encoding="utf-8"?>
+<clbl:labelList xmlns:clbl="http://schemas.microsoft.com/office/2020/mipLabelMetadata">
+  <clbl:label id="{89db4e91-bad5-4fd0-9ca4-c06485916e3a}" enabled="1" method="Standard" siteId="{f66fae02-5d36-495b-bfe0-78a6ff9f8e6e}" contentBits="0" removed="0"/>
+</clbl:labelList>
 </file>
--- a/5 machine learning/detectando casos de covid/artigos e referencias/Artigo cientifico - detectando casos de covid através de tomografias.dotx.docx
+++ b/5 machine learning/detectando casos de covid/artigos e referencias/Artigo cientifico - detectando casos de covid através de tomografias.dotx.docx
@@ -1986,590 +1986,442 @@
         <w:jc w:val="both"/>
         <w:rPr>
           <w:rFonts w:ascii="Times New Roman" w:hAnsi="Times New Roman" w:cs="Times New Roman"/>
-          <w:lang w:val="pt-BR"/>
-        </w:rPr>
-      </w:pPr>
-      <w:proofErr w:type="spellStart"/>
-      <w:r>
-        <w:rPr>
-          <w:rFonts w:ascii="Times New Roman" w:hAnsi="Times New Roman" w:cs="Times New Roman"/>
-          <w:lang w:val="pt-BR"/>
-        </w:rPr>
-        <w:t>Principles</w:t>
-      </w:r>
-      <w:proofErr w:type="spellEnd"/>
-      <w:r>
-        <w:rPr>
-          <w:rFonts w:ascii="Times New Roman" w:hAnsi="Times New Roman" w:cs="Times New Roman"/>
-          <w:lang w:val="pt-BR"/>
-        </w:rPr>
-        <w:t xml:space="preserve"> </w:t>
-      </w:r>
-      <w:proofErr w:type="spellStart"/>
-      <w:r>
-        <w:rPr>
-          <w:rFonts w:ascii="Times New Roman" w:hAnsi="Times New Roman" w:cs="Times New Roman"/>
-          <w:lang w:val="pt-BR"/>
-        </w:rPr>
-        <w:t>of</w:t>
-      </w:r>
-      <w:proofErr w:type="spellEnd"/>
-      <w:r>
-        <w:rPr>
-          <w:rFonts w:ascii="Times New Roman" w:hAnsi="Times New Roman" w:cs="Times New Roman"/>
-          <w:lang w:val="pt-BR"/>
-        </w:rPr>
-        <w:t xml:space="preserve"> </w:t>
-      </w:r>
-      <w:proofErr w:type="spellStart"/>
-      <w:r>
-        <w:rPr>
-          <w:rFonts w:ascii="Times New Roman" w:hAnsi="Times New Roman" w:cs="Times New Roman"/>
-          <w:lang w:val="pt-BR"/>
-        </w:rPr>
-        <w:t>computed</w:t>
-      </w:r>
-      <w:proofErr w:type="spellEnd"/>
-      <w:r>
-        <w:rPr>
-          <w:rFonts w:ascii="Times New Roman" w:hAnsi="Times New Roman" w:cs="Times New Roman"/>
-          <w:lang w:val="pt-BR"/>
-        </w:rPr>
-        <w:t xml:space="preserve"> </w:t>
-      </w:r>
-      <w:proofErr w:type="spellStart"/>
-      <w:r>
-        <w:rPr>
-          <w:rFonts w:ascii="Times New Roman" w:hAnsi="Times New Roman" w:cs="Times New Roman"/>
-          <w:lang w:val="pt-BR"/>
-        </w:rPr>
-        <w:t>tomography</w:t>
-      </w:r>
-      <w:proofErr w:type="spellEnd"/>
-      <w:r>
-        <w:rPr>
-          <w:rFonts w:ascii="Times New Roman" w:hAnsi="Times New Roman" w:cs="Times New Roman"/>
-          <w:lang w:val="pt-BR"/>
-        </w:rPr>
-        <w:t xml:space="preserve"> (Um artigo que aborda os princípios básicos da tomografia computadorizada). </w:t>
-      </w:r>
-    </w:p>
-    <w:p>
-      <w:pPr>
-        <w:spacing w:line="360" w:lineRule="auto"/>
-        <w:jc w:val="both"/>
-        <w:rPr>
-          <w:rFonts w:ascii="Times New Roman" w:hAnsi="Times New Roman" w:cs="Times New Roman"/>
-          <w:lang w:val="pt-BR"/>
-        </w:rPr>
-      </w:pPr>
-      <w:proofErr w:type="spellStart"/>
-      <w:r>
-        <w:rPr>
-          <w:rFonts w:ascii="Times New Roman" w:hAnsi="Times New Roman" w:cs="Times New Roman"/>
-          <w:lang w:val="pt-BR"/>
-        </w:rPr>
-        <w:t>Computed</w:t>
-      </w:r>
-      <w:proofErr w:type="spellEnd"/>
-      <w:r>
-        <w:rPr>
-          <w:rFonts w:ascii="Times New Roman" w:hAnsi="Times New Roman" w:cs="Times New Roman"/>
-          <w:lang w:val="pt-BR"/>
-        </w:rPr>
-        <w:t xml:space="preserve"> </w:t>
-      </w:r>
-      <w:proofErr w:type="spellStart"/>
-      <w:r>
-        <w:rPr>
-          <w:rFonts w:ascii="Times New Roman" w:hAnsi="Times New Roman" w:cs="Times New Roman"/>
-          <w:lang w:val="pt-BR"/>
-        </w:rPr>
-        <w:t>Tomography</w:t>
-      </w:r>
-      <w:proofErr w:type="spellEnd"/>
-      <w:r>
-        <w:rPr>
-          <w:rFonts w:ascii="Times New Roman" w:hAnsi="Times New Roman" w:cs="Times New Roman"/>
-          <w:lang w:val="pt-BR"/>
-        </w:rPr>
-        <w:t xml:space="preserve"> - its </w:t>
-      </w:r>
-      <w:proofErr w:type="spellStart"/>
-      <w:r>
-        <w:rPr>
-          <w:rFonts w:ascii="Times New Roman" w:hAnsi="Times New Roman" w:cs="Times New Roman"/>
-          <w:lang w:val="pt-BR"/>
-        </w:rPr>
-        <w:t>Development</w:t>
-      </w:r>
-      <w:proofErr w:type="spellEnd"/>
-      <w:r>
-        <w:rPr>
-          <w:rFonts w:ascii="Times New Roman" w:hAnsi="Times New Roman" w:cs="Times New Roman"/>
-          <w:lang w:val="pt-BR"/>
-        </w:rPr>
-        <w:t xml:space="preserve">, </w:t>
-      </w:r>
-      <w:proofErr w:type="spellStart"/>
-      <w:r>
-        <w:rPr>
-          <w:rFonts w:ascii="Times New Roman" w:hAnsi="Times New Roman" w:cs="Times New Roman"/>
-          <w:lang w:val="pt-BR"/>
-        </w:rPr>
-        <w:t>Principle</w:t>
-      </w:r>
-      <w:proofErr w:type="spellEnd"/>
-      <w:r>
-        <w:rPr>
-          <w:rFonts w:ascii="Times New Roman" w:hAnsi="Times New Roman" w:cs="Times New Roman"/>
-          <w:lang w:val="pt-BR"/>
-        </w:rPr>
-        <w:t xml:space="preserve"> </w:t>
-      </w:r>
-      <w:proofErr w:type="spellStart"/>
-      <w:r>
-        <w:rPr>
-          <w:rFonts w:ascii="Times New Roman" w:hAnsi="Times New Roman" w:cs="Times New Roman"/>
-          <w:lang w:val="pt-BR"/>
-        </w:rPr>
-        <w:t>and</w:t>
-      </w:r>
-      <w:proofErr w:type="spellEnd"/>
-      <w:r>
-        <w:rPr>
-          <w:rFonts w:ascii="Times New Roman" w:hAnsi="Times New Roman" w:cs="Times New Roman"/>
-          <w:lang w:val="pt-BR"/>
-        </w:rPr>
-        <w:t xml:space="preserve"> </w:t>
-      </w:r>
-      <w:proofErr w:type="spellStart"/>
-      <w:r>
-        <w:rPr>
-          <w:rFonts w:ascii="Times New Roman" w:hAnsi="Times New Roman" w:cs="Times New Roman"/>
-          <w:lang w:val="pt-BR"/>
-        </w:rPr>
-        <w:t>Image</w:t>
-      </w:r>
-      <w:proofErr w:type="spellEnd"/>
-      <w:r>
-        <w:rPr>
-          <w:rFonts w:ascii="Times New Roman" w:hAnsi="Times New Roman" w:cs="Times New Roman"/>
-          <w:lang w:val="pt-BR"/>
-        </w:rPr>
-        <w:t xml:space="preserve"> </w:t>
-      </w:r>
-      <w:proofErr w:type="spellStart"/>
-      <w:r>
-        <w:rPr>
-          <w:rFonts w:ascii="Times New Roman" w:hAnsi="Times New Roman" w:cs="Times New Roman"/>
-          <w:lang w:val="pt-BR"/>
-        </w:rPr>
-        <w:t>Artifacts</w:t>
-      </w:r>
-      <w:proofErr w:type="spellEnd"/>
-      <w:r>
-        <w:rPr>
-          <w:rFonts w:ascii="Times New Roman" w:hAnsi="Times New Roman" w:cs="Times New Roman"/>
-          <w:lang w:val="pt-BR"/>
-        </w:rPr>
-        <w:t xml:space="preserve"> (Artigo sobre o desenvolvimento, princípio e artefatos em imagens de TC). </w:t>
-      </w:r>
-    </w:p>
-    <w:p>
-      <w:pPr>
-        <w:spacing w:line="360" w:lineRule="auto"/>
-        <w:jc w:val="both"/>
-        <w:rPr>
-          <w:rFonts w:ascii="Times New Roman" w:hAnsi="Times New Roman" w:cs="Times New Roman"/>
-          <w:lang w:val="pt-BR"/>
-        </w:rPr>
-      </w:pPr>
-      <w:r>
-        <w:rPr>
-          <w:rFonts w:ascii="Times New Roman" w:hAnsi="Times New Roman" w:cs="Times New Roman"/>
-          <w:lang w:val="pt-BR"/>
-        </w:rPr>
-        <w:t xml:space="preserve">CT </w:t>
-      </w:r>
-      <w:proofErr w:type="spellStart"/>
-      <w:r>
-        <w:rPr>
-          <w:rFonts w:ascii="Times New Roman" w:hAnsi="Times New Roman" w:cs="Times New Roman"/>
-          <w:lang w:val="pt-BR"/>
-        </w:rPr>
-        <w:t>Scan</w:t>
-      </w:r>
-      <w:proofErr w:type="spellEnd"/>
-      <w:r>
-        <w:rPr>
-          <w:rFonts w:ascii="Times New Roman" w:hAnsi="Times New Roman" w:cs="Times New Roman"/>
-          <w:lang w:val="pt-BR"/>
+        </w:rPr>
+      </w:pPr>
+      <w:r>
+        <w:rPr>
+          <w:rFonts w:ascii="Times New Roman" w:hAnsi="Times New Roman" w:cs="Times New Roman"/>
+          <w:lang w:val="pt-BR"/>
+        </w:rPr>
+        <w:t xml:space="preserve">Rosa ME, Matos MJ, Furtado RS, Brito VM, Amaral LT, Beraldo GL, et al. Achados da COVID-19 identificados na tomografia computadorizada de tórax: ensaio pictórico. </w:t>
+      </w:r>
+      <w:proofErr w:type="spellStart"/>
+      <w:r>
+        <w:rPr>
+          <w:rFonts w:ascii="Times New Roman" w:hAnsi="Times New Roman" w:cs="Times New Roman"/>
+          <w:lang w:val="pt-BR"/>
+        </w:rPr>
+        <w:t>einstein</w:t>
+      </w:r>
+      <w:proofErr w:type="spellEnd"/>
+      <w:r>
+        <w:rPr>
+          <w:rFonts w:ascii="Times New Roman" w:hAnsi="Times New Roman" w:cs="Times New Roman"/>
+          <w:lang w:val="pt-BR"/>
+        </w:rPr>
+        <w:t xml:space="preserve"> (São Paulo). </w:t>
+      </w:r>
+      <w:r>
+        <w:rPr>
+          <w:rFonts w:ascii="Times New Roman" w:hAnsi="Times New Roman" w:cs="Times New Roman"/>
+        </w:rPr>
+        <w:t>2020;</w:t>
+      </w:r>
+      <w:proofErr w:type="gramStart"/>
+      <w:r>
+        <w:rPr>
+          <w:rFonts w:ascii="Times New Roman" w:hAnsi="Times New Roman" w:cs="Times New Roman"/>
+        </w:rPr>
+        <w:t>18:eRW</w:t>
+      </w:r>
+      <w:proofErr w:type="gramEnd"/>
+      <w:r>
+        <w:rPr>
+          <w:rFonts w:ascii="Times New Roman" w:hAnsi="Times New Roman" w:cs="Times New Roman"/>
+        </w:rPr>
+        <w:t>5741. http://dx.doi.org/10.31744/einstein_journal/ 2020RW5741</w:t>
+      </w:r>
+    </w:p>
+    <w:p>
+      <w:pPr>
+        <w:spacing w:line="360" w:lineRule="auto"/>
+        <w:jc w:val="both"/>
+        <w:rPr>
+          <w:rFonts w:ascii="Times New Roman" w:hAnsi="Times New Roman" w:cs="Times New Roman"/>
+        </w:rPr>
+      </w:pPr>
+      <w:proofErr w:type="spellStart"/>
+      <w:r>
+        <w:rPr>
+          <w:rFonts w:ascii="Times New Roman" w:hAnsi="Times New Roman" w:cs="Times New Roman"/>
+        </w:rPr>
+        <w:t>Akinyelu</w:t>
+      </w:r>
+      <w:proofErr w:type="spellEnd"/>
+      <w:r>
+        <w:rPr>
+          <w:rFonts w:ascii="Times New Roman" w:hAnsi="Times New Roman" w:cs="Times New Roman"/>
+        </w:rPr>
+        <w:t xml:space="preserve"> AA and Blignaut P (2022) COVID-19 diagnosis using deep learning neural networks applied to CT images. </w:t>
+      </w:r>
+      <w:r>
+        <w:rPr>
+          <w:rFonts w:ascii="Times New Roman" w:hAnsi="Times New Roman" w:cs="Times New Roman"/>
+          <w:i/>
+          <w:iCs/>
+        </w:rPr>
+        <w:t xml:space="preserve">Front. </w:t>
+      </w:r>
+      <w:proofErr w:type="spellStart"/>
+      <w:r>
+        <w:rPr>
+          <w:rFonts w:ascii="Times New Roman" w:hAnsi="Times New Roman" w:cs="Times New Roman"/>
+          <w:i/>
+          <w:iCs/>
+        </w:rPr>
+        <w:t>Artif</w:t>
+      </w:r>
+      <w:proofErr w:type="spellEnd"/>
+      <w:r>
+        <w:rPr>
+          <w:rFonts w:ascii="Times New Roman" w:hAnsi="Times New Roman" w:cs="Times New Roman"/>
+          <w:i/>
+          <w:iCs/>
+        </w:rPr>
+        <w:t xml:space="preserve">. </w:t>
+      </w:r>
+      <w:proofErr w:type="spellStart"/>
+      <w:r>
+        <w:rPr>
+          <w:rFonts w:ascii="Times New Roman" w:hAnsi="Times New Roman" w:cs="Times New Roman"/>
+          <w:i/>
+          <w:iCs/>
+        </w:rPr>
+        <w:t>Intell</w:t>
+      </w:r>
+      <w:proofErr w:type="spellEnd"/>
+      <w:r>
+        <w:rPr>
+          <w:rFonts w:ascii="Times New Roman" w:hAnsi="Times New Roman" w:cs="Times New Roman"/>
+          <w:i/>
+          <w:iCs/>
+        </w:rPr>
+        <w:t>.</w:t>
+      </w:r>
+      <w:r>
+        <w:rPr>
+          <w:rFonts w:ascii="Times New Roman" w:hAnsi="Times New Roman" w:cs="Times New Roman"/>
+        </w:rPr>
+        <w:t xml:space="preserve"> 5:919672. </w:t>
+      </w:r>
+      <w:proofErr w:type="spellStart"/>
+      <w:r>
+        <w:rPr>
+          <w:rFonts w:ascii="Times New Roman" w:hAnsi="Times New Roman" w:cs="Times New Roman"/>
+        </w:rPr>
+        <w:t>doi</w:t>
+      </w:r>
+      <w:proofErr w:type="spellEnd"/>
+      <w:r>
+        <w:rPr>
+          <w:rFonts w:ascii="Times New Roman" w:hAnsi="Times New Roman" w:cs="Times New Roman"/>
+        </w:rPr>
+        <w:t>: 10.3389/frai.2022.919672</w:t>
+      </w:r>
+    </w:p>
+    <w:p>
+      <w:pPr>
+        <w:spacing w:line="360" w:lineRule="auto"/>
+        <w:jc w:val="both"/>
+        <w:rPr>
+          <w:rFonts w:ascii="Times New Roman" w:hAnsi="Times New Roman" w:cs="Times New Roman"/>
+        </w:rPr>
+      </w:pPr>
+      <w:r>
+        <w:rPr>
+          <w:rFonts w:ascii="Times New Roman" w:hAnsi="Times New Roman" w:cs="Times New Roman"/>
+        </w:rPr>
+        <w:t xml:space="preserve">Esposito G, Ernst B, </w:t>
+      </w:r>
+      <w:proofErr w:type="spellStart"/>
+      <w:r>
+        <w:rPr>
+          <w:rFonts w:ascii="Times New Roman" w:hAnsi="Times New Roman" w:cs="Times New Roman"/>
+        </w:rPr>
+        <w:t>Henket</w:t>
+      </w:r>
+      <w:proofErr w:type="spellEnd"/>
+      <w:r>
+        <w:rPr>
+          <w:rFonts w:ascii="Times New Roman" w:hAnsi="Times New Roman" w:cs="Times New Roman"/>
+        </w:rPr>
+        <w:t xml:space="preserve"> M, Winandy M, Chatterjee A, Van </w:t>
+      </w:r>
+      <w:proofErr w:type="spellStart"/>
+      <w:r>
+        <w:rPr>
+          <w:rFonts w:ascii="Times New Roman" w:hAnsi="Times New Roman" w:cs="Times New Roman"/>
+        </w:rPr>
+        <w:t>Eyndhoven</w:t>
+      </w:r>
+      <w:proofErr w:type="spellEnd"/>
+      <w:r>
+        <w:rPr>
+          <w:rFonts w:ascii="Times New Roman" w:hAnsi="Times New Roman" w:cs="Times New Roman"/>
+        </w:rPr>
+        <w:t xml:space="preserve"> S, Praet J, Smeets D, Meunier P, Louis R, </w:t>
+      </w:r>
+      <w:proofErr w:type="spellStart"/>
+      <w:r>
+        <w:rPr>
+          <w:rFonts w:ascii="Times New Roman" w:hAnsi="Times New Roman" w:cs="Times New Roman"/>
+        </w:rPr>
+        <w:t>Kolh</w:t>
+      </w:r>
+      <w:proofErr w:type="spellEnd"/>
+      <w:r>
+        <w:rPr>
+          <w:rFonts w:ascii="Times New Roman" w:hAnsi="Times New Roman" w:cs="Times New Roman"/>
+        </w:rPr>
+        <w:t xml:space="preserve"> P, Guiot J. AI-Based Chest CT Analysis for Rapid COVID-19 Diagnosis and Prognosis: A Practical Tool to Flag High-Risk Patients and Lower Healthcare Costs. Diagnostics (Basel). 2022 Jul 1;12(7):1608. </w:t>
+      </w:r>
+      <w:proofErr w:type="spellStart"/>
+      <w:r>
+        <w:rPr>
+          <w:rFonts w:ascii="Times New Roman" w:hAnsi="Times New Roman" w:cs="Times New Roman"/>
+        </w:rPr>
+        <w:t>doi</w:t>
+      </w:r>
+      <w:proofErr w:type="spellEnd"/>
+      <w:r>
+        <w:rPr>
+          <w:rFonts w:ascii="Times New Roman" w:hAnsi="Times New Roman" w:cs="Times New Roman"/>
+        </w:rPr>
+        <w:t>: 10.3390/diagnostics12071608. PMID: 35885513; PMCID: PMC9324628.</w:t>
+      </w:r>
+      <w:r>
+        <w:rPr>
+          <w:rFonts w:ascii="Times New Roman" w:hAnsi="Times New Roman" w:cs="Times New Roman"/>
+        </w:rPr>
+        <w:br/>
+      </w:r>
+      <w:r>
+        <w:rPr>
+          <w:rFonts w:ascii="Times New Roman" w:hAnsi="Times New Roman" w:cs="Times New Roman"/>
+        </w:rPr>
+        <w:br/>
+      </w:r>
+      <w:r>
+        <w:rPr>
+          <w:rFonts w:ascii="Times New Roman" w:hAnsi="Times New Roman" w:cs="Times New Roman"/>
+        </w:rPr>
+        <w:t xml:space="preserve">Mulrenan C, Rhode K, Fischer BM. A Literature Review on the Use of Artificial Intelligence for the Diagnosis of COVID-19 on CT and Chest X-ray. Diagnostics (Basel). 2022 Mar 31;12(4):869. </w:t>
+      </w:r>
+      <w:proofErr w:type="spellStart"/>
+      <w:r>
+        <w:rPr>
+          <w:rFonts w:ascii="Times New Roman" w:hAnsi="Times New Roman" w:cs="Times New Roman"/>
+        </w:rPr>
+        <w:t>doi</w:t>
+      </w:r>
+      <w:proofErr w:type="spellEnd"/>
+      <w:r>
+        <w:rPr>
+          <w:rFonts w:ascii="Times New Roman" w:hAnsi="Times New Roman" w:cs="Times New Roman"/>
+        </w:rPr>
+        <w:t>: 10.3390/diagnostics12040869. PMID: 35453917; PMCID: PMC9025113.</w:t>
+      </w:r>
+    </w:p>
+    <w:p>
+      <w:pPr>
+        <w:spacing w:line="360" w:lineRule="auto"/>
+        <w:jc w:val="both"/>
+        <w:rPr>
+          <w:rFonts w:ascii="Times New Roman" w:hAnsi="Times New Roman" w:cs="Times New Roman"/>
+        </w:rPr>
+      </w:pPr>
+      <w:r>
+        <w:rPr>
+          <w:rFonts w:ascii="Times New Roman" w:hAnsi="Times New Roman" w:cs="Times New Roman"/>
+        </w:rPr>
+        <w:t xml:space="preserve">Mohammad-Rahimi H, Nadimi M, </w:t>
+      </w:r>
+      <w:proofErr w:type="spellStart"/>
+      <w:r>
+        <w:rPr>
+          <w:rFonts w:ascii="Times New Roman" w:hAnsi="Times New Roman" w:cs="Times New Roman"/>
+        </w:rPr>
+        <w:t>Ghalyanchi-Langeroudi</w:t>
+      </w:r>
+      <w:proofErr w:type="spellEnd"/>
+      <w:r>
+        <w:rPr>
+          <w:rFonts w:ascii="Times New Roman" w:hAnsi="Times New Roman" w:cs="Times New Roman"/>
+        </w:rPr>
+        <w:t xml:space="preserve"> A, Taheri M, Ghafouri-Fard S. Application of Machine Learning in Diagnosis of COVID-19 Through X-Ray and CT Images: A Scoping Review. Front Cardiovasc Med. 2021 Mar </w:t>
+      </w:r>
+      <w:proofErr w:type="gramStart"/>
+      <w:r>
+        <w:rPr>
+          <w:rFonts w:ascii="Times New Roman" w:hAnsi="Times New Roman" w:cs="Times New Roman"/>
+        </w:rPr>
+        <w:t>25;8:638011</w:t>
+      </w:r>
+      <w:proofErr w:type="gramEnd"/>
+      <w:r>
+        <w:rPr>
+          <w:rFonts w:ascii="Times New Roman" w:hAnsi="Times New Roman" w:cs="Times New Roman"/>
+        </w:rPr>
+        <w:t xml:space="preserve">. </w:t>
+      </w:r>
+      <w:proofErr w:type="spellStart"/>
+      <w:r>
+        <w:rPr>
+          <w:rFonts w:ascii="Times New Roman" w:hAnsi="Times New Roman" w:cs="Times New Roman"/>
+        </w:rPr>
+        <w:t>doi</w:t>
+      </w:r>
+      <w:proofErr w:type="spellEnd"/>
+      <w:r>
+        <w:rPr>
+          <w:rFonts w:ascii="Times New Roman" w:hAnsi="Times New Roman" w:cs="Times New Roman"/>
+        </w:rPr>
+        <w:t>: 10.3389/fcvm.2021.638011. PMID: 33842563; PMCID: PMC8027078.</w:t>
+      </w:r>
+    </w:p>
+    <w:p>
+      <w:pPr>
+        <w:spacing w:line="360" w:lineRule="auto"/>
+        <w:jc w:val="both"/>
+        <w:rPr>
+          <w:rFonts w:ascii="Times New Roman" w:hAnsi="Times New Roman" w:cs="Times New Roman"/>
+        </w:rPr>
+      </w:pPr>
+      <w:r>
+        <w:rPr>
+          <w:rFonts w:ascii="Times New Roman" w:hAnsi="Times New Roman" w:cs="Times New Roman"/>
+        </w:rPr>
+        <w:t xml:space="preserve">İn E, </w:t>
+      </w:r>
+      <w:proofErr w:type="spellStart"/>
+      <w:r>
+        <w:rPr>
+          <w:rFonts w:ascii="Times New Roman" w:hAnsi="Times New Roman" w:cs="Times New Roman"/>
+        </w:rPr>
+        <w:t>Geçkil</w:t>
+      </w:r>
+      <w:proofErr w:type="spellEnd"/>
+      <w:r>
+        <w:rPr>
+          <w:rFonts w:ascii="Times New Roman" w:hAnsi="Times New Roman" w:cs="Times New Roman"/>
+        </w:rPr>
+        <w:t xml:space="preserve"> AA, </w:t>
+      </w:r>
+      <w:proofErr w:type="spellStart"/>
+      <w:r>
+        <w:rPr>
+          <w:rFonts w:ascii="Times New Roman" w:hAnsi="Times New Roman" w:cs="Times New Roman"/>
+        </w:rPr>
+        <w:t>Kavuran</w:t>
+      </w:r>
+      <w:proofErr w:type="spellEnd"/>
+      <w:r>
+        <w:rPr>
+          <w:rFonts w:ascii="Times New Roman" w:hAnsi="Times New Roman" w:cs="Times New Roman"/>
+        </w:rPr>
+        <w:t xml:space="preserve"> G, Şahin M, Berber NK, </w:t>
+      </w:r>
+      <w:proofErr w:type="spellStart"/>
+      <w:r>
+        <w:rPr>
+          <w:rFonts w:ascii="Times New Roman" w:hAnsi="Times New Roman" w:cs="Times New Roman"/>
+        </w:rPr>
+        <w:t>Kuluöztürk</w:t>
+      </w:r>
+      <w:proofErr w:type="spellEnd"/>
+      <w:r>
+        <w:rPr>
+          <w:rFonts w:ascii="Times New Roman" w:hAnsi="Times New Roman" w:cs="Times New Roman"/>
+        </w:rPr>
+        <w:t xml:space="preserve"> M. Using artificial intelligence to improve the diagnostic efficiency of pulmonologists in differentiating COVID-19 pneumonia from community-acquired pneumonia. J Med </w:t>
+      </w:r>
+      <w:proofErr w:type="spellStart"/>
+      <w:r>
+        <w:rPr>
+          <w:rFonts w:ascii="Times New Roman" w:hAnsi="Times New Roman" w:cs="Times New Roman"/>
+        </w:rPr>
+        <w:t>Virol</w:t>
+      </w:r>
+      <w:proofErr w:type="spellEnd"/>
+      <w:r>
+        <w:rPr>
+          <w:rFonts w:ascii="Times New Roman" w:hAnsi="Times New Roman" w:cs="Times New Roman"/>
+        </w:rPr>
+        <w:t xml:space="preserve">. 2022 Aug;94(8):3698-3705. </w:t>
+      </w:r>
+      <w:proofErr w:type="spellStart"/>
+      <w:r>
+        <w:rPr>
+          <w:rFonts w:ascii="Times New Roman" w:hAnsi="Times New Roman" w:cs="Times New Roman"/>
+        </w:rPr>
+        <w:t>doi</w:t>
+      </w:r>
+      <w:proofErr w:type="spellEnd"/>
+      <w:r>
+        <w:rPr>
+          <w:rFonts w:ascii="Times New Roman" w:hAnsi="Times New Roman" w:cs="Times New Roman"/>
+        </w:rPr>
+        <w:t xml:space="preserve">: 10.1002/jmv.27777. </w:t>
+      </w:r>
+      <w:proofErr w:type="spellStart"/>
+      <w:r>
+        <w:rPr>
+          <w:rFonts w:ascii="Times New Roman" w:hAnsi="Times New Roman" w:cs="Times New Roman"/>
+        </w:rPr>
+        <w:t>Epub</w:t>
+      </w:r>
+      <w:proofErr w:type="spellEnd"/>
+      <w:r>
+        <w:rPr>
+          <w:rFonts w:ascii="Times New Roman" w:hAnsi="Times New Roman" w:cs="Times New Roman"/>
+        </w:rPr>
+        <w:t xml:space="preserve"> 2022 May 2. PMID: 35419818; PMCID: PMC9088454.</w:t>
+      </w:r>
+    </w:p>
+    <w:p>
+      <w:pPr>
+        <w:spacing w:line="360" w:lineRule="auto"/>
+        <w:jc w:val="both"/>
+        <w:rPr>
+          <w:rFonts w:ascii="Times New Roman" w:hAnsi="Times New Roman" w:cs="Times New Roman"/>
+        </w:rPr>
+      </w:pPr>
+      <w:r>
+        <w:rPr>
+          <w:rFonts w:ascii="Times New Roman" w:hAnsi="Times New Roman" w:cs="Times New Roman"/>
+        </w:rPr>
+        <w:t>Lúcio Flávio de Jesus Silva and Omar Andres Carmona Cortes and João Otávio Bandeira Diniz</w:t>
+      </w:r>
+      <w:r>
+        <w:rPr>
+          <w:rFonts w:ascii="Times New Roman" w:hAnsi="Times New Roman" w:cs="Times New Roman"/>
         </w:rPr>
         <w:t xml:space="preserve"> - </w:t>
       </w:r>
-      <w:proofErr w:type="spellStart"/>
-      <w:r>
-        <w:rPr>
-          <w:rFonts w:ascii="Times New Roman" w:hAnsi="Times New Roman" w:cs="Times New Roman"/>
-          <w:lang w:val="pt-BR"/>
-        </w:rPr>
-        <w:t>StatPearls</w:t>
-      </w:r>
-      <w:proofErr w:type="spellEnd"/>
-      <w:r>
-        <w:rPr>
-          <w:rFonts w:ascii="Times New Roman" w:hAnsi="Times New Roman" w:cs="Times New Roman"/>
-          <w:lang w:val="pt-BR"/>
-        </w:rPr>
-        <w:t xml:space="preserve"> - NCBI Bookshelf (Uma página do NCBI Bookshelf que explica os fundamentos do CT </w:t>
-      </w:r>
-      <w:proofErr w:type="spellStart"/>
-      <w:r>
-        <w:rPr>
-          <w:rFonts w:ascii="Times New Roman" w:hAnsi="Times New Roman" w:cs="Times New Roman"/>
-          <w:lang w:val="pt-BR"/>
-        </w:rPr>
-        <w:t>scan</w:t>
-      </w:r>
-      <w:proofErr w:type="spellEnd"/>
-      <w:r>
-        <w:rPr>
-          <w:rFonts w:ascii="Times New Roman" w:hAnsi="Times New Roman" w:cs="Times New Roman"/>
-          <w:lang w:val="pt-BR"/>
-        </w:rPr>
-        <w:t xml:space="preserve">). </w:t>
-      </w:r>
-    </w:p>
-    <w:p>
-      <w:pPr>
-        <w:spacing w:line="360" w:lineRule="auto"/>
-        <w:jc w:val="both"/>
-        <w:rPr>
-          <w:rFonts w:ascii="Times New Roman" w:hAnsi="Times New Roman" w:cs="Times New Roman"/>
-          <w:lang w:val="pt-BR"/>
-        </w:rPr>
-      </w:pPr>
-      <w:r>
-        <w:rPr>
-          <w:rFonts w:ascii="Times New Roman" w:hAnsi="Times New Roman" w:cs="Times New Roman"/>
-          <w:lang w:val="pt-BR"/>
-        </w:rPr>
-        <w:t xml:space="preserve">CT </w:t>
-      </w:r>
-      <w:proofErr w:type="spellStart"/>
-      <w:r>
-        <w:rPr>
-          <w:rFonts w:ascii="Times New Roman" w:hAnsi="Times New Roman" w:cs="Times New Roman"/>
-          <w:lang w:val="pt-BR"/>
-        </w:rPr>
-        <w:t>scan</w:t>
-      </w:r>
-      <w:proofErr w:type="spellEnd"/>
-      <w:r>
-        <w:rPr>
-          <w:rFonts w:ascii="Times New Roman" w:hAnsi="Times New Roman" w:cs="Times New Roman"/>
-          <w:lang w:val="pt-BR"/>
-        </w:rPr>
-        <w:t xml:space="preserve"> - Wikipedia (A página da Wikipédia sobre CT </w:t>
-      </w:r>
-      <w:proofErr w:type="spellStart"/>
-      <w:r>
-        <w:rPr>
-          <w:rFonts w:ascii="Times New Roman" w:hAnsi="Times New Roman" w:cs="Times New Roman"/>
-          <w:lang w:val="pt-BR"/>
-        </w:rPr>
-        <w:t>scan</w:t>
-      </w:r>
-      <w:proofErr w:type="spellEnd"/>
-      <w:r>
-        <w:rPr>
-          <w:rFonts w:ascii="Times New Roman" w:hAnsi="Times New Roman" w:cs="Times New Roman"/>
-          <w:lang w:val="pt-BR"/>
-        </w:rPr>
-        <w:t xml:space="preserve"> pode fornecer uma visão geral e links para referências adicionais). </w:t>
-      </w:r>
-    </w:p>
-    <w:p>
-      <w:pPr>
-        <w:spacing w:line="360" w:lineRule="auto"/>
-        <w:jc w:val="both"/>
-        <w:rPr>
-          <w:rFonts w:ascii="Times New Roman" w:hAnsi="Times New Roman" w:cs="Times New Roman"/>
-          <w:lang w:val="pt-BR"/>
-        </w:rPr>
-      </w:pPr>
-      <w:r>
-        <w:rPr>
-          <w:rFonts w:ascii="Times New Roman" w:hAnsi="Times New Roman" w:cs="Times New Roman"/>
-          <w:lang w:val="pt-BR"/>
-        </w:rPr>
-        <w:t xml:space="preserve">The Role </w:t>
-      </w:r>
-      <w:proofErr w:type="spellStart"/>
-      <w:r>
-        <w:rPr>
-          <w:rFonts w:ascii="Times New Roman" w:hAnsi="Times New Roman" w:cs="Times New Roman"/>
-          <w:lang w:val="pt-BR"/>
-        </w:rPr>
-        <w:t>of</w:t>
-      </w:r>
-      <w:proofErr w:type="spellEnd"/>
-      <w:r>
-        <w:rPr>
-          <w:rFonts w:ascii="Times New Roman" w:hAnsi="Times New Roman" w:cs="Times New Roman"/>
-          <w:lang w:val="pt-BR"/>
-        </w:rPr>
-        <w:t xml:space="preserve"> CT </w:t>
-      </w:r>
-      <w:proofErr w:type="spellStart"/>
-      <w:r>
-        <w:rPr>
-          <w:rFonts w:ascii="Times New Roman" w:hAnsi="Times New Roman" w:cs="Times New Roman"/>
-          <w:lang w:val="pt-BR"/>
-        </w:rPr>
-        <w:t>Scans</w:t>
-      </w:r>
-      <w:proofErr w:type="spellEnd"/>
-      <w:r>
-        <w:rPr>
-          <w:rFonts w:ascii="Times New Roman" w:hAnsi="Times New Roman" w:cs="Times New Roman"/>
-          <w:lang w:val="pt-BR"/>
-        </w:rPr>
-        <w:t xml:space="preserve"> in </w:t>
-      </w:r>
-      <w:proofErr w:type="spellStart"/>
-      <w:r>
-        <w:rPr>
-          <w:rFonts w:ascii="Times New Roman" w:hAnsi="Times New Roman" w:cs="Times New Roman"/>
-          <w:lang w:val="pt-BR"/>
-        </w:rPr>
-        <w:t>Modern</w:t>
-      </w:r>
-      <w:proofErr w:type="spellEnd"/>
-      <w:r>
-        <w:rPr>
-          <w:rFonts w:ascii="Times New Roman" w:hAnsi="Times New Roman" w:cs="Times New Roman"/>
-          <w:lang w:val="pt-BR"/>
-        </w:rPr>
-        <w:t xml:space="preserve"> Medical </w:t>
-      </w:r>
-      <w:proofErr w:type="spellStart"/>
-      <w:r>
-        <w:rPr>
-          <w:rFonts w:ascii="Times New Roman" w:hAnsi="Times New Roman" w:cs="Times New Roman"/>
-          <w:lang w:val="pt-BR"/>
-        </w:rPr>
-        <w:t>Diagnosis</w:t>
-      </w:r>
-      <w:proofErr w:type="spellEnd"/>
-      <w:r>
-        <w:rPr>
-          <w:rFonts w:ascii="Times New Roman" w:hAnsi="Times New Roman" w:cs="Times New Roman"/>
-          <w:lang w:val="pt-BR"/>
-        </w:rPr>
-        <w:t xml:space="preserve"> </w:t>
-      </w:r>
-      <w:proofErr w:type="spellStart"/>
-      <w:r>
-        <w:rPr>
-          <w:rFonts w:ascii="Times New Roman" w:hAnsi="Times New Roman" w:cs="Times New Roman"/>
-          <w:lang w:val="pt-BR"/>
-        </w:rPr>
-        <w:t>and</w:t>
-      </w:r>
-      <w:proofErr w:type="spellEnd"/>
-      <w:r>
-        <w:rPr>
-          <w:rFonts w:ascii="Times New Roman" w:hAnsi="Times New Roman" w:cs="Times New Roman"/>
-          <w:lang w:val="pt-BR"/>
-        </w:rPr>
-        <w:t xml:space="preserve"> </w:t>
-      </w:r>
-      <w:proofErr w:type="spellStart"/>
-      <w:r>
-        <w:rPr>
-          <w:rFonts w:ascii="Times New Roman" w:hAnsi="Times New Roman" w:cs="Times New Roman"/>
-          <w:lang w:val="pt-BR"/>
-        </w:rPr>
-        <w:t>Treatment</w:t>
-      </w:r>
-      <w:proofErr w:type="spellEnd"/>
-      <w:r>
-        <w:rPr>
-          <w:rFonts w:ascii="Times New Roman" w:hAnsi="Times New Roman" w:cs="Times New Roman"/>
-          <w:lang w:val="pt-BR"/>
-        </w:rPr>
-        <w:t xml:space="preserve"> - </w:t>
-      </w:r>
-      <w:proofErr w:type="spellStart"/>
-      <w:r>
-        <w:rPr>
-          <w:rFonts w:ascii="Times New Roman" w:hAnsi="Times New Roman" w:cs="Times New Roman"/>
-          <w:lang w:val="pt-BR"/>
-        </w:rPr>
-        <w:t>Aithor</w:t>
-      </w:r>
-      <w:proofErr w:type="spellEnd"/>
-      <w:r>
-        <w:rPr>
-          <w:rFonts w:ascii="Times New Roman" w:hAnsi="Times New Roman" w:cs="Times New Roman"/>
-          <w:lang w:val="pt-BR"/>
-        </w:rPr>
-        <w:t xml:space="preserve"> (Artigo sobre o papel dos CT </w:t>
-      </w:r>
-      <w:proofErr w:type="spellStart"/>
-      <w:r>
-        <w:rPr>
-          <w:rFonts w:ascii="Times New Roman" w:hAnsi="Times New Roman" w:cs="Times New Roman"/>
-          <w:lang w:val="pt-BR"/>
-        </w:rPr>
-        <w:t>scans</w:t>
-      </w:r>
-      <w:proofErr w:type="spellEnd"/>
-      <w:r>
-        <w:rPr>
-          <w:rFonts w:ascii="Times New Roman" w:hAnsi="Times New Roman" w:cs="Times New Roman"/>
-          <w:lang w:val="pt-BR"/>
-        </w:rPr>
-        <w:t xml:space="preserve"> no diagnóstico e tratamento médico moderno). </w:t>
-      </w:r>
-    </w:p>
-    <w:p>
-      <w:pPr>
-        <w:spacing w:line="360" w:lineRule="auto"/>
-        <w:jc w:val="both"/>
-        <w:rPr>
-          <w:rFonts w:ascii="Times New Roman" w:hAnsi="Times New Roman" w:cs="Times New Roman"/>
-          <w:lang w:val="pt-BR"/>
-        </w:rPr>
-      </w:pPr>
-      <w:r>
-        <w:rPr>
-          <w:rFonts w:ascii="Times New Roman" w:hAnsi="Times New Roman" w:cs="Times New Roman"/>
-        </w:rPr>
-        <w:t xml:space="preserve">An Overview of Computed Tomography: What it is and How it Works? </w:t>
-      </w:r>
-      <w:r>
-        <w:rPr>
-          <w:rFonts w:ascii="Times New Roman" w:hAnsi="Times New Roman" w:cs="Times New Roman"/>
-          <w:lang w:val="pt-BR"/>
-        </w:rPr>
-        <w:t xml:space="preserve">(Visão geral sobre o que é a tomografia computadorizada e como ela funciona). </w:t>
-      </w:r>
-    </w:p>
-    <w:p>
-      <w:pPr>
-        <w:spacing w:line="360" w:lineRule="auto"/>
-        <w:jc w:val="both"/>
-        <w:rPr>
-          <w:rFonts w:ascii="Times New Roman" w:hAnsi="Times New Roman" w:cs="Times New Roman"/>
-          <w:lang w:val="pt-BR"/>
-        </w:rPr>
-      </w:pPr>
-      <w:r>
-        <w:rPr>
-          <w:rFonts w:ascii="Times New Roman" w:hAnsi="Times New Roman" w:cs="Times New Roman"/>
-          <w:lang w:val="pt-BR"/>
-        </w:rPr>
-        <w:t>CT (Comp</w:t>
-      </w:r>
-      <w:proofErr w:type="spellStart"/>
-      <w:r>
-        <w:rPr>
-          <w:rFonts w:ascii="Times New Roman" w:hAnsi="Times New Roman" w:cs="Times New Roman"/>
-          <w:lang w:val="pt-BR"/>
-        </w:rPr>
-        <w:t>uted</w:t>
-      </w:r>
-      <w:proofErr w:type="spellEnd"/>
-      <w:r>
-        <w:rPr>
-          <w:rFonts w:ascii="Times New Roman" w:hAnsi="Times New Roman" w:cs="Times New Roman"/>
-          <w:lang w:val="pt-BR"/>
-        </w:rPr>
-        <w:t xml:space="preserve"> </w:t>
-      </w:r>
-      <w:proofErr w:type="spellStart"/>
-      <w:r>
-        <w:rPr>
-          <w:rFonts w:ascii="Times New Roman" w:hAnsi="Times New Roman" w:cs="Times New Roman"/>
-          <w:lang w:val="pt-BR"/>
-        </w:rPr>
-        <w:t>Tomography</w:t>
-      </w:r>
-      <w:proofErr w:type="spellEnd"/>
-      <w:r>
-        <w:rPr>
-          <w:rFonts w:ascii="Times New Roman" w:hAnsi="Times New Roman" w:cs="Times New Roman"/>
-          <w:lang w:val="pt-BR"/>
-        </w:rPr>
-        <w:t xml:space="preserve">) </w:t>
-      </w:r>
-      <w:proofErr w:type="spellStart"/>
-      <w:r>
-        <w:rPr>
-          <w:rFonts w:ascii="Times New Roman" w:hAnsi="Times New Roman" w:cs="Times New Roman"/>
-          <w:lang w:val="pt-BR"/>
-        </w:rPr>
-        <w:t>Scan</w:t>
-      </w:r>
-      <w:proofErr w:type="spellEnd"/>
-      <w:r>
-        <w:rPr>
-          <w:rFonts w:ascii="Times New Roman" w:hAnsi="Times New Roman" w:cs="Times New Roman"/>
-          <w:lang w:val="pt-BR"/>
-        </w:rPr>
-        <w:t xml:space="preserve">: </w:t>
-      </w:r>
-      <w:proofErr w:type="spellStart"/>
-      <w:r>
-        <w:rPr>
-          <w:rFonts w:ascii="Times New Roman" w:hAnsi="Times New Roman" w:cs="Times New Roman"/>
-          <w:lang w:val="pt-BR"/>
-        </w:rPr>
-        <w:t>What</w:t>
-      </w:r>
-      <w:proofErr w:type="spellEnd"/>
-      <w:r>
-        <w:rPr>
-          <w:rFonts w:ascii="Times New Roman" w:hAnsi="Times New Roman" w:cs="Times New Roman"/>
-          <w:lang w:val="pt-BR"/>
-        </w:rPr>
-        <w:t xml:space="preserve"> It </w:t>
-      </w:r>
-      <w:proofErr w:type="spellStart"/>
-      <w:r>
-        <w:rPr>
-          <w:rFonts w:ascii="Times New Roman" w:hAnsi="Times New Roman" w:cs="Times New Roman"/>
-          <w:lang w:val="pt-BR"/>
-        </w:rPr>
-        <w:t>Detects</w:t>
-      </w:r>
-      <w:proofErr w:type="spellEnd"/>
-      <w:r>
-        <w:rPr>
-          <w:rFonts w:ascii="Times New Roman" w:hAnsi="Times New Roman" w:cs="Times New Roman"/>
-          <w:lang w:val="pt-BR"/>
-        </w:rPr>
-        <w:t xml:space="preserve"> - Cleveland Clinic (Página da Cleveland Clinic sobre o que um CT </w:t>
-      </w:r>
-      <w:proofErr w:type="spellStart"/>
-      <w:r>
-        <w:rPr>
-          <w:rFonts w:ascii="Times New Roman" w:hAnsi="Times New Roman" w:cs="Times New Roman"/>
-          <w:lang w:val="pt-BR"/>
-        </w:rPr>
-        <w:t>scan</w:t>
-      </w:r>
-      <w:proofErr w:type="spellEnd"/>
-      <w:r>
-        <w:rPr>
-          <w:rFonts w:ascii="Times New Roman" w:hAnsi="Times New Roman" w:cs="Times New Roman"/>
-          <w:lang w:val="pt-BR"/>
-        </w:rPr>
-        <w:t xml:space="preserve"> pode detectar).</w:t>
-      </w:r>
+      <w:r>
+        <w:rPr>
+          <w:rFonts w:ascii="Times New Roman" w:hAnsi="Times New Roman" w:cs="Times New Roman"/>
+        </w:rPr>
+        <w:t>A novel ensemble CNN model for COVID-19 classification in computerized tomography scans</w:t>
+      </w:r>
+    </w:p>
+    <w:p>
+      <w:pPr>
+        <w:spacing w:line="276" w:lineRule="auto"/>
+        <w:jc w:val="both"/>
+        <w:rPr>
+          <w:rFonts w:ascii="Times New Roman" w:hAnsi="Times New Roman" w:cs="Times New Roman"/>
+        </w:rPr>
+      </w:pPr>
+    </w:p>
+    <w:p>
+      <w:pPr>
+        <w:spacing w:line="276" w:lineRule="auto"/>
+        <w:jc w:val="both"/>
+        <w:rPr>
+          <w:rFonts w:ascii="Times New Roman" w:hAnsi="Times New Roman" w:cs="Times New Roman"/>
+        </w:rPr>
+      </w:pPr>
     </w:p>
     <w:sectPr>
       <w:pgSz w:w="11906" w:h="16838"/>
@@ -3894,6 +3746,29 @@
       <w:rFonts w:ascii="Times New Roman" w:hAnsi="Times New Roman" w:cs="Times New Roman"/>
     </w:rPr>
   </w:style>
+  <w:style w:type="character" w:styleId="Hyperlink">
+    <w:name w:val="Hyperlink"/>
+    <w:basedOn w:val="Fontepargpadro"/>
+    <w:uiPriority w:val="99"/>
+    <w:unhideWhenUsed/>
+    <w:rsid w:val="0080487B"/>
+    <w:rPr>
+      <w:color w:val="467886" w:themeColor="hyperlink"/>
+      <w:u w:val="single"/>
+    </w:rPr>
+  </w:style>
+  <w:style w:type="character" w:styleId="MenoPendente">
+    <w:name w:val="Unresolved Mention"/>
+    <w:basedOn w:val="Fontepargpadro"/>
+    <w:uiPriority w:val="99"/>
+    <w:semiHidden/>
+    <w:unhideWhenUsed/>
+    <w:rsid w:val="0080487B"/>
+    <w:rPr>
+      <w:color w:val="605E5C"/>
+      <w:shd w:val="clear" w:color="auto" w:fill="E1DFDD"/>
+    </w:rPr>
+  </w:style>
 </w:styles>
 </file>
 
